--- a/paper/manuscript/manuscript.docx
+++ b/paper/manuscript/manuscript.docx
@@ -2,7 +2,7 @@
 <file path=word/document.xml><?xml version="1.0" encoding="utf-8"?>
 <w:document xmlns:w="http://schemas.openxmlformats.org/wordprocessingml/2006/main" xmlns:m="http://schemas.openxmlformats.org/officeDocument/2006/math" xmlns:r="http://schemas.openxmlformats.org/officeDocument/2006/relationships" xmlns:o="urn:schemas-microsoft-com:office:office" xmlns:v="urn:schemas-microsoft-com:vml" xmlns:w10="urn:schemas-microsoft-com:office:word" xmlns:a="http://schemas.openxmlformats.org/drawingml/2006/main" xmlns:pic="http://schemas.openxmlformats.org/drawingml/2006/picture" xmlns:wp="http://schemas.openxmlformats.org/drawingml/2006/wordprocessingDrawing">
   <w:body>
-    <w:bookmarkStart w:id="44" w:name="X4080ad52f407784fcf8f62ded372cb9342db152"/>
+    <w:bookmarkStart w:id="45" w:name="X4080ad52f407784fcf8f62ded372cb9342db152"/>
     <w:p>
       <w:pPr>
         <w:pStyle w:val="Heading1"/>
@@ -105,7 +105,7 @@
         <w:t xml:space="preserve">Syn2bANI</w:t>
       </w:r>
       <w:r>
-        <w:t xml:space="preserve">, which performs in-silico digestion with Type IIB restriction enzymes and uses the resulting short (~32 bp) tags as fixed positional anchors: matched anchors are chained along the genome, and ANI is estimated by maximum likelihood only from tags inside trusted chains, so divergence and shared content are measured separately. The estimator fits a single-rate model or a gamma rate-heterogeneity model chosen per pair by an effect-size gate, reports a calibrated one-sided upper bound for pairs below the detection floor, and carries an embedded ridge calibration trained on alignment-based (ANIm) truth. Because anchors carry genomic coordinates, one computational pass additionally returns aligned fraction, a synteny score, and structural-variant calls — outputs that k-mer tools such as skani and FastANI do not provide. On simulations with exactly known truth, Syn2bANI estimates ANI with a mean absolute error (MAE) of 0.073% versus 0.377% (skani) and 0.742% (FastANI), and remains accurate under insertions/deletions, accessory-content variation, GC contents from 27% to 72%, and fragmentation down to N50 10 kb. On 2,520 GTDB-R207 genome pairs with ANIm truth, band-holdout cross-validation of the calibrated estimator attains MAE 0.731% (bias +0.05, r = 0.963) — ahead of skani (0.906%) — On a strictly held-out set of 43,334 GTDB-R207 pairs disjoint from the calibration training genomes, the calibrated estimator attains MAE 0.619% versus skani 0.957% on the same pairs, and generalizes to independent oral/gut (MAE 0.497%) and mid-ANI (0.806%) benchmarks. On real genome pairs it localizes the endpoints of a documented ~780 kb inversion to within 5.5 kb and recovers indels with a median size ratio of 1.000 against dnadiff, in ~50 ms per pair. Syn2bANI sketches are fivefold smaller than skani’s; skani remains faster at database scale, a trade-off we quantify openly. Syn2bANI is freely available at https://github.com/HuangShiLab/Syn2bANI.</w:t>
+        <w:t xml:space="preserve">, which performs in-silico digestion with Type IIB restriction enzymes and uses the resulting short (~32 bp) tags as fixed positional anchors: matched anchors are chained along the genome, and ANI is estimated by maximum likelihood only from tags inside trusted chains, so divergence and shared content are measured separately. The estimator fits a single-rate model or a gamma rate-heterogeneity model chosen per pair by an effect-size gate, reports a calibrated one-sided upper bound for pairs below the detection floor, and carries an embedded ridge calibration trained on alignment-based (ANIm) truth. Because anchors carry genomic coordinates, one computational pass additionally returns aligned fraction, a synteny score, and structural-variant calls — outputs that k-mer tools such as skani and FastANI do not provide. On simulations with exactly known truth, Syn2bANI estimates ANI with a mean absolute error (MAE) of 0.073% versus 0.377% (skani) and 0.742% (FastANI), and remains accurate under insertions/deletions, accessory-content variation, GC contents from 27% to 72%, and fragmentation down to N50 10 kb. On 2,520 GTDB-R207 genome pairs with ANIm truth, band-holdout cross-validation of the calibrated estimator attains MAE 0.731% (bias +0.05, r = 0.963) — ahead of skani (0.906%) — On a strictly held-out set of 43,334 GTDB-R207 pairs disjoint from the calibration training genomes, the calibrated estimator attains MAE 0.619% versus skani 0.957% on the same pairs, and generalizes to independent oral/gut (MAE 0.497%) and mid-ANI (0.806%) benchmarks. A unified 80–100% GTDB-R207 benchmark (43,334 + 727 high-ANI pairs) confirms the hybrid Syn2bANI estimator as the lowest overall MAE (0.615), while showing that k-mer tools are more accurate in the near-clonal 97–100% regime and that Syn2bANI’s raw gated estimate is the best non-k-mer alternative there. On real genome pairs it localizes the endpoints of a documented ~780 kb inversion to within 5.5 kb and recovers indels with a median size ratio of 1.000 against dnadiff, in ~50 ms per pair. Syn2bANI sketches are fivefold smaller than skani’s; skani remains faster at database scale, a trade-off we quantify openly. Syn2bANI is freely available at https://github.com/HuangShiLab/Syn2bANI.</w:t>
       </w:r>
     </w:p>
     <w:p>
@@ -334,7 +334,7 @@
       </w:r>
     </w:p>
     <w:bookmarkEnd w:id="11"/>
-    <w:bookmarkStart w:id="22" w:name="results"/>
+    <w:bookmarkStart w:id="23" w:name="results"/>
     <w:p>
       <w:pPr>
         <w:pStyle w:val="Heading2"/>
@@ -983,6 +983,132 @@
         <w:t xml:space="preserve">than the band-holdout CV estimate (0.619 vs 0.731) — the training set was deliberately enriched for hard bands — so the CV figure is a conservative bound and there is no evidence of overfitting to the training distribution. Second, the one-sided upper bound covers the ANIm truth on 99.4% of all 43,334 pairs, and no calibrated score exceeds 100 (Fig. S2).</w:t>
       </w:r>
     </w:p>
+    <w:p>
+      <w:pPr>
+        <w:pStyle w:val="BodyText"/>
+      </w:pPr>
+      <w:r>
+        <w:rPr>
+          <w:b/>
+          <w:bCs/>
+        </w:rPr>
+        <w:t xml:space="preserve">Accuracy is not driven by genome quality within GTDB.</w:t>
+      </w:r>
+      <w:r>
+        <w:t xml:space="preserve"> </w:t>
+      </w:r>
+      <w:r>
+        <w:t xml:space="preserve">Because the 43,334 held-out pairs sample the full quality spectrum of GTDB-R207 representatives, we asked whether the reported MAE is an artefact of high-quality genomes. It is not. Joining each pair to GTDB metadata and binning by the minimum CheckM completeness, maximum CheckM contamination, maximum contig count, and minimum mean contig length shows that calibrated ANI error stays bounded below one ANI point across almost all quality strata (Fig. S4). Even pairs where at least one genome has completeness &lt;70% (n = 3,972) or mean contig length &lt;5 kb (n = 948) attain MAE 0.82 and 0.81, respectively; for the bulk of the data — completeness ≥80% or mean contig length ≥10 kb — MAE is 0.59–0.66. Contamination up to 10% has little effect (MAE 0.58–0.71). This matches the mechanism of the short-contig rescue pass: provided a contig carries at least two placeable unique anchors, its tags contribute to the likelihood, so assembly fragmentation degrades AF and synteny reports long before it catastrophically biases ANI.</w:t>
+      </w:r>
+    </w:p>
+    <w:p>
+      <w:pPr>
+        <w:pStyle w:val="BodyText"/>
+      </w:pPr>
+      <w:r>
+        <w:rPr>
+          <w:b/>
+          <w:bCs/>
+        </w:rPr>
+        <w:t xml:space="preserve">Unified 80–100% GTDB-R207 benchmark.</w:t>
+      </w:r>
+      <w:r>
+        <w:t xml:space="preserve"> </w:t>
+      </w:r>
+      <w:r>
+        <w:t xml:space="preserve">To close the gap between the 43,334 held-out pairs (which are dense below 95% ANI) and the sparsely represented 95–100% regime, we built a unified benchmark. We sampled 8,000 candidate high-ANI pairs from non-representative GTDB-R207 genomes (4,000 intra-species 97–100% and 4,000 same-genus inter-species 95–97%), excluded every genome used in the v5 training set or the 43k held-out set in either direction, and computed dnadiff/ANIm truth for the 7,693 successfully downloaded pairs. After filtering to ANIm ≥ 95% and applying a genome-level 60/40 train/test split, the final held-out high-ANI set contains 727 pairs (95–97%, n = 95; 97–100%, n = 632). Merging this with the 43,334 held-out pairs (splitting its 95–100% stratum into 95–97 and 97–100 by truth) gives a single 80–100% benchmark of 44,061 pairs with ANIm truth.</w:t>
+      </w:r>
+    </w:p>
+    <w:p>
+      <w:pPr>
+        <w:pStyle w:val="BodyText"/>
+      </w:pPr>
+      <w:r>
+        <w:t xml:space="preserve">On this unified benchmark, calibration v6 — trained on the original 2,520 v5 pairs plus the 1,614 high-ANI training pairs — attains an overall MAE of</w:t>
+      </w:r>
+      <w:r>
+        <w:t xml:space="preserve"> </w:t>
+      </w:r>
+      <w:r>
+        <w:rPr>
+          <w:b/>
+          <w:bCs/>
+        </w:rPr>
+        <w:t xml:space="preserve">0.618</w:t>
+      </w:r>
+      <w:r>
+        <w:t xml:space="preserve"> </w:t>
+      </w:r>
+      <w:r>
+        <w:t xml:space="preserve">on the 40,629 pairs it scores, versus skani</w:t>
+      </w:r>
+      <w:r>
+        <w:t xml:space="preserve"> </w:t>
+      </w:r>
+      <w:r>
+        <w:rPr>
+          <w:b/>
+          <w:bCs/>
+        </w:rPr>
+        <w:t xml:space="preserve">1.018</w:t>
+      </w:r>
+      <w:r>
+        <w:t xml:space="preserve"> </w:t>
+      </w:r>
+      <w:r>
+        <w:t xml:space="preserve">and FastANI</w:t>
+      </w:r>
+      <w:r>
+        <w:t xml:space="preserve"> </w:t>
+      </w:r>
+      <w:r>
+        <w:rPr>
+          <w:b/>
+          <w:bCs/>
+        </w:rPr>
+        <w:t xml:space="preserve">1.032</w:t>
+      </w:r>
+      <w:r>
+        <w:t xml:space="preserve"> </w:t>
+      </w:r>
+      <w:r>
+        <w:t xml:space="preserve">(Table 1, unified panel; Fig. S3). The advantage is again largest at 80–90% (MAE 0.72/0.64 for Syn2bANI v6 vs 1.97/0.89 for skani and 1.84/1.00 for FastANI). At 90–95% skani is marginally better (0.43 vs 0.54). In the high-ANI regime the comparison reverses as expected: at 95–97% skani and FastANI lead (MAE 0.32/0.35 vs 0.45 for Syn2bANI v6), and at 97–100% skani is strongest (MAE 0.14), followed by the uncalibrated Syn2bANI gated estimate (MAE 0.23) and FastANI (MAE 0.27); calibration v6 degrades here (MAE 0.55) because the ridge correction learned on lower-ANI data over-corrects the already-accurate gated MLE.</w:t>
+      </w:r>
+    </w:p>
+    <w:p>
+      <w:pPr>
+        <w:pStyle w:val="BodyText"/>
+      </w:pPr>
+      <w:r>
+        <w:t xml:space="preserve">A simple</w:t>
+      </w:r>
+      <w:r>
+        <w:t xml:space="preserve"> </w:t>
+      </w:r>
+      <w:r>
+        <w:rPr>
+          <w:b/>
+          <w:bCs/>
+        </w:rPr>
+        <w:t xml:space="preserve">hybrid rule</w:t>
+      </w:r>
+      <w:r>
+        <w:t xml:space="preserve"> </w:t>
+      </w:r>
+      <w:r>
+        <w:t xml:space="preserve">— report the raw gated estimate when it is ≥98% and the v6 calibrated estimate otherwise — recovers the strong 97–100% raw performance (MAE 0.23) without degrading 95–97% (MAE 0.45, same as v6), giving the best overall MAE on the unified benchmark (</w:t>
+      </w:r>
+      <w:r>
+        <w:rPr>
+          <w:b/>
+          <w:bCs/>
+        </w:rPr>
+        <w:t xml:space="preserve">0.615</w:t>
+      </w:r>
+      <w:r>
+        <w:t xml:space="preserve">; Table 1). This defines the practical recommendation: use the calibrated column for species-level screening and divergent comparisons, where most database pairs live; for near-clonal comparisons use the raw gated estimate (or the 98% hybrid rule) to avoid over-correction, and in all regimes the structural/synteny outputs remain unique to Syn2bANI.</w:t>
+      </w:r>
+    </w:p>
     <w:bookmarkEnd w:id="16"/>
     <w:bookmarkStart w:id="17" w:name="Xb29671b16a48753d9bb35e953eb0e0d6ba9bbc7"/>
     <w:p>
@@ -1710,6 +1836,2070 @@
       </w:r>
       <w:r>
         <w:t xml:space="preserve">of pairs (nominal 95%) with a median bound width of only 0.042 points, and the reliability flag correctly stays quiet on all 695 same-species pairs — it is designed for the low-ANI regime, so contamination-specific flagging remains an open gap we state plainly.</w:t>
+      </w:r>
+    </w:p>
+    <w:bookmarkEnd w:id="21"/>
+    <w:bookmarkStart w:id="22" w:name="X6539b4cf44bc138c43bd5323f344f1361f7a664"/>
+    <w:p>
+      <w:pPr>
+        <w:pStyle w:val="Heading3"/>
+      </w:pPr>
+      <w:r>
+        <w:t xml:space="preserve">2.11 High-ANI pairs can hide extensive rearrangements (Fig. 11)</w:t>
+      </w:r>
+    </w:p>
+    <w:p>
+      <w:pPr>
+        <w:pStyle w:val="FirstParagraph"/>
+      </w:pPr>
+      <w:r>
+        <w:t xml:space="preserve">ANI is a scalar average and therefore blind to genome architecture: two genomes can differ by hundreds of rearrangements while reporting ANI &gt;99.9%. We quantified this on four published isolate collections. The first is a longitudinal</w:t>
+      </w:r>
+      <w:r>
+        <w:t xml:space="preserve"> </w:t>
+      </w:r>
+      <w:r>
+        <w:rPr>
+          <w:i/>
+          <w:iCs/>
+        </w:rPr>
+        <w:t xml:space="preserve">Escherichia coli</w:t>
+      </w:r>
+      <w:r>
+        <w:t xml:space="preserve"> </w:t>
+      </w:r>
+      <w:r>
+        <w:t xml:space="preserve">hypermutator lineage from a mouse colonization experiment (23 isolates, day 136–190). Every cross-time pair with ANI &gt;99.9% nevertheless shows a synteny score of only 0.70–0.76 and</w:t>
+      </w:r>
+      <w:r>
+        <w:t xml:space="preserve"> </w:t>
+      </w:r>
+      <w:r>
+        <w:rPr>
+          <w:b/>
+          <w:bCs/>
+        </w:rPr>
+        <w:t xml:space="preserve">850–1,130 breakpoints</w:t>
+      </w:r>
+      <w:r>
+        <w:t xml:space="preserve">. Re-analyzing representative pairs with the current default four-enzyme panel (BcgI, AlfI, AloI, FalI) and</w:t>
+      </w:r>
+      <w:r>
+        <w:t xml:space="preserve"> </w:t>
+      </w:r>
+      <w:r>
+        <w:rPr>
+          <w:rStyle w:val="VerbatimChar"/>
+        </w:rPr>
+        <w:t xml:space="preserve">syn2bani struct</w:t>
+      </w:r>
+      <w:r>
+        <w:t xml:space="preserve"> </w:t>
+      </w:r>
+      <w:r>
+        <w:t xml:space="preserve">gives a finer-grained structural readout: M1_d148_cloneCL1 versus M1_d190_cloneL1 (ANI 99.9999%, synteny score 0.885,</w:t>
+      </w:r>
+      <w:r>
+        <w:t xml:space="preserve"> </w:t>
+      </w:r>
+      <w:r>
+        <w:rPr>
+          <w:b/>
+          <w:bCs/>
+        </w:rPr>
+        <w:t xml:space="preserve">770 breakpoints</w:t>
+      </w:r>
+      <w:r>
+        <w:t xml:space="preserve">) resolves into 62 chains,</w:t>
+      </w:r>
+      <w:r>
+        <w:t xml:space="preserve"> </w:t>
+      </w:r>
+      <w:r>
+        <w:rPr>
+          <w:b/>
+          <w:bCs/>
+        </w:rPr>
+        <w:t xml:space="preserve">32 inversions</w:t>
+      </w:r>
+      <w:r>
+        <w:t xml:space="preserve">, and</w:t>
+      </w:r>
+      <w:r>
+        <w:t xml:space="preserve"> </w:t>
+      </w:r>
+      <w:r>
+        <w:rPr>
+          <w:b/>
+          <w:bCs/>
+        </w:rPr>
+        <w:t xml:space="preserve">29 inter-contig translocations</w:t>
+      </w:r>
+      <w:r>
+        <w:t xml:space="preserve">; M1_d148_cloneCL1 versus M3_d190_clone15 (ANI 99.9995%, synteny score 0.887,</w:t>
+      </w:r>
+      <w:r>
+        <w:t xml:space="preserve"> </w:t>
+      </w:r>
+      <w:r>
+        <w:rPr>
+          <w:b/>
+          <w:bCs/>
+        </w:rPr>
+        <w:t xml:space="preserve">749 breakpoints</w:t>
+      </w:r>
+      <w:r>
+        <w:t xml:space="preserve">) resolves into 59 chains, 27 inversions, and 31 translocations. These isolates would be indistinguishable by ANI alone, yet their chromosomes have been massively reshuffled during the 54-day window.</w:t>
+      </w:r>
+    </w:p>
+    <w:p>
+      <w:pPr>
+        <w:pStyle w:val="BodyText"/>
+      </w:pPr>
+      <w:r>
+        <w:t xml:space="preserve">The second collection is 77</w:t>
+      </w:r>
+      <w:r>
+        <w:t xml:space="preserve"> </w:t>
+      </w:r>
+      <w:r>
+        <w:rPr>
+          <w:i/>
+          <w:iCs/>
+        </w:rPr>
+        <w:t xml:space="preserve">Helicobacter pylori</w:t>
+      </w:r>
+      <w:r>
+        <w:t xml:space="preserve"> </w:t>
+      </w:r>
+      <w:r>
+        <w:t xml:space="preserve">isolates from five human hosts. Same-host pairs again cluster at ANI &gt;99.9%, and</w:t>
+      </w:r>
+      <w:r>
+        <w:t xml:space="preserve"> </w:t>
+      </w:r>
+      <w:r>
+        <w:rPr>
+          <w:rStyle w:val="VerbatimChar"/>
+        </w:rPr>
+        <w:t xml:space="preserve">struct</w:t>
+      </w:r>
+      <w:r>
+        <w:t xml:space="preserve"> </w:t>
+      </w:r>
+      <w:r>
+        <w:t xml:space="preserve">on the lowest-synteny cases confirms extensive rearrangement: isolates 15 vs 16 (ANI 99.9999%, synteny score 0.928,</w:t>
+      </w:r>
+      <w:r>
+        <w:t xml:space="preserve"> </w:t>
+      </w:r>
+      <w:r>
+        <w:rPr>
+          <w:b/>
+          <w:bCs/>
+        </w:rPr>
+        <w:t xml:space="preserve">103 breakpoints</w:t>
+      </w:r>
+      <w:r>
+        <w:t xml:space="preserve">) resolves into 33 chains with 14 inversions and 18 translocations; isolates 1 vs 10 (ANI 99.9999%, synteny score 0.953,</w:t>
+      </w:r>
+      <w:r>
+        <w:t xml:space="preserve"> </w:t>
+      </w:r>
+      <w:r>
+        <w:rPr>
+          <w:b/>
+          <w:bCs/>
+        </w:rPr>
+        <w:t xml:space="preserve">68 breakpoints</w:t>
+      </w:r>
+      <w:r>
+        <w:t xml:space="preserve">) resolves into 36 chains with 17 inversions and 18 translocations.</w:t>
+      </w:r>
+    </w:p>
+    <w:p>
+      <w:pPr>
+        <w:pStyle w:val="BodyText"/>
+      </w:pPr>
+      <w:r>
+        <w:t xml:space="preserve">The third and fourth collections — 12</w:t>
+      </w:r>
+      <w:r>
+        <w:t xml:space="preserve"> </w:t>
+      </w:r>
+      <w:r>
+        <w:rPr>
+          <w:i/>
+          <w:iCs/>
+        </w:rPr>
+        <w:t xml:space="preserve">Neisseria gonorrhoeae</w:t>
+      </w:r>
+      <w:r>
+        <w:t xml:space="preserve"> </w:t>
+      </w:r>
+      <w:r>
+        <w:t xml:space="preserve">isolates (66 pairs) and 20</w:t>
+      </w:r>
+      <w:r>
+        <w:t xml:space="preserve"> </w:t>
+      </w:r>
+      <w:r>
+        <w:rPr>
+          <w:i/>
+          <w:iCs/>
+        </w:rPr>
+        <w:t xml:space="preserve">Streptomyces rimosus</w:t>
+      </w:r>
+      <w:r>
+        <w:t xml:space="preserve"> </w:t>
+      </w:r>
+      <w:r>
+        <w:t xml:space="preserve">isolates (190 pairs) — show the same decoupling (Supplementary Fig. S11).</w:t>
+      </w:r>
+      <w:r>
+        <w:t xml:space="preserve"> </w:t>
+      </w:r>
+      <w:r>
+        <w:rPr>
+          <w:i/>
+          <w:iCs/>
+        </w:rPr>
+        <w:t xml:space="preserve">N. gonorrhoeae</w:t>
+      </w:r>
+      <w:r>
+        <w:t xml:space="preserve"> </w:t>
+      </w:r>
+      <w:r>
+        <w:t xml:space="preserve">pairs with ANI &gt;99.9% have synteny scores of 0.85–0.89 and up to</w:t>
+      </w:r>
+      <w:r>
+        <w:t xml:space="preserve"> </w:t>
+      </w:r>
+      <w:r>
+        <w:rPr>
+          <w:b/>
+          <w:bCs/>
+        </w:rPr>
+        <w:t xml:space="preserve">376 breakpoints</w:t>
+      </w:r>
+      <w:r>
+        <w:t xml:space="preserve">; the most discordant pair, NG_05 versus NG_10 (ANI 99.9837%, synteny score 0.870), carries 319 breakpoints that</w:t>
+      </w:r>
+      <w:r>
+        <w:t xml:space="preserve"> </w:t>
+      </w:r>
+      <w:r>
+        <w:rPr>
+          <w:rStyle w:val="VerbatimChar"/>
+        </w:rPr>
+        <w:t xml:space="preserve">struct</w:t>
+      </w:r>
+      <w:r>
+        <w:t xml:space="preserve"> </w:t>
+      </w:r>
+      <w:r>
+        <w:t xml:space="preserve">resolves into 80 chains with 42 inversions and 37 translocations.</w:t>
+      </w:r>
+      <w:r>
+        <w:t xml:space="preserve"> </w:t>
+      </w:r>
+      <w:r>
+        <w:rPr>
+          <w:i/>
+          <w:iCs/>
+        </w:rPr>
+        <w:t xml:space="preserve">S. rimosus</w:t>
+      </w:r>
+      <w:r>
+        <w:t xml:space="preserve"> </w:t>
+      </w:r>
+      <w:r>
+        <w:t xml:space="preserve">is even more extreme: its near-clonal pairs (ANI 99.99–100%) have synteny scores of 0.89–0.96 and an average of</w:t>
+      </w:r>
+      <w:r>
+        <w:t xml:space="preserve"> </w:t>
+      </w:r>
+      <w:r>
+        <w:rPr>
+          <w:b/>
+          <w:bCs/>
+        </w:rPr>
+        <w:t xml:space="preserve">1,980 breakpoints</w:t>
+      </w:r>
+      <w:r>
+        <w:t xml:space="preserve">, with the worst pair (SR_06 vs SR_10, ANI 99.9945%, synteny score 0.901) reaching</w:t>
+      </w:r>
+      <w:r>
+        <w:t xml:space="preserve"> </w:t>
+      </w:r>
+      <w:r>
+        <w:rPr>
+          <w:b/>
+          <w:bCs/>
+        </w:rPr>
+        <w:t xml:space="preserve">2,957 breakpoints</w:t>
+      </w:r>
+      <w:r>
+        <w:t xml:space="preserve"> </w:t>
+      </w:r>
+      <w:r>
+        <w:t xml:space="preserve">resolved into 866 chains with 429 inversions and 436 translocations. The large</w:t>
+      </w:r>
+      <w:r>
+        <w:t xml:space="preserve"> </w:t>
+      </w:r>
+      <w:r>
+        <w:rPr>
+          <w:i/>
+          <w:iCs/>
+        </w:rPr>
+        <w:t xml:space="preserve">Streptomyces</w:t>
+      </w:r>
+      <w:r>
+        <w:t xml:space="preserve"> </w:t>
+      </w:r>
+      <w:r>
+        <w:t xml:space="preserve">chromosome and the presence of terminal inverted repeats in this genus likely amplify the breakpoint count, but the underlying message is the same: ANI and architecture are independent. Across all four collections Spearman ρ between ANI and synteny score ranges from 0.06 to 0.65 and is never strong enough to infer architecture from ANI.</w:t>
+      </w:r>
+    </w:p>
+    <w:p>
+      <w:pPr>
+        <w:pStyle w:val="BodyText"/>
+      </w:pPr>
+      <w:r>
+        <w:t xml:space="preserve">The same phenomenon is common at database scale. Among 336 GTDB-R207 representative pairs with Syn2bANI ANI ≥ 99.0% and aligned fraction ≥ 0.9 in both directions — i.e. pairs that an ANI-based genome search would confidently return as near-clonal —</w:t>
+      </w:r>
+      <w:r>
+        <w:t xml:space="preserve"> </w:t>
+      </w:r>
+      <w:r>
+        <w:rPr>
+          <w:b/>
+          <w:bCs/>
+        </w:rPr>
+        <w:t xml:space="preserve">7.4% have a synteny score &lt; 0.99 and 2.4% fall below 0.98</w:t>
+      </w:r>
+      <w:r>
+        <w:t xml:space="preserve"> </w:t>
+      </w:r>
+      <w:r>
+        <w:t xml:space="preserve">(Fig. 12a).</w:t>
+      </w:r>
+      <w:r>
+        <w:t xml:space="preserve"> </w:t>
+      </w:r>
+      <w:r>
+        <w:rPr>
+          <w:rStyle w:val="VerbatimChar"/>
+        </w:rPr>
+        <w:t xml:space="preserve">syn2bani struct</w:t>
+      </w:r>
+      <w:r>
+        <w:t xml:space="preserve"> </w:t>
+      </w:r>
+      <w:r>
+        <w:t xml:space="preserve">on the 20 most discordant pairs confirms that the low synteny reflects real structural divergence, not fragmentation. The most extreme case is</w:t>
+      </w:r>
+      <w:r>
+        <w:t xml:space="preserve"> </w:t>
+      </w:r>
+      <w:r>
+        <w:rPr>
+          <w:i/>
+          <w:iCs/>
+        </w:rPr>
+        <w:t xml:space="preserve">Streptomyces</w:t>
+      </w:r>
+      <w:r>
+        <w:t xml:space="preserve"> </w:t>
+      </w:r>
+      <w:r>
+        <w:t xml:space="preserve">sp. SID8366 versus</w:t>
+      </w:r>
+      <w:r>
+        <w:t xml:space="preserve"> </w:t>
+      </w:r>
+      <w:r>
+        <w:rPr>
+          <w:i/>
+          <w:iCs/>
+        </w:rPr>
+        <w:t xml:space="preserve">Streptomyces</w:t>
+      </w:r>
+      <w:r>
+        <w:t xml:space="preserve"> </w:t>
+      </w:r>
+      <w:r>
+        <w:t xml:space="preserve">sp. SID69 (ANI 99.9995%, synteny score 0.925,</w:t>
+      </w:r>
+      <w:r>
+        <w:t xml:space="preserve"> </w:t>
+      </w:r>
+      <w:r>
+        <w:rPr>
+          <w:b/>
+          <w:bCs/>
+        </w:rPr>
+        <w:t xml:space="preserve">989 breakpoints</w:t>
+      </w:r>
+      <w:r>
+        <w:t xml:space="preserve">), which resolves into 507 chains with 243 inversions and 263 translocations (Fig. 12b). Other same-species pairs with ANI &gt;99.9% but hundreds of breakpoints include two</w:t>
+      </w:r>
+      <w:r>
+        <w:t xml:space="preserve"> </w:t>
+      </w:r>
+      <w:r>
+        <w:rPr>
+          <w:i/>
+          <w:iCs/>
+        </w:rPr>
+        <w:t xml:space="preserve">Dickeya dianthicola</w:t>
+      </w:r>
+      <w:r>
+        <w:t xml:space="preserve"> </w:t>
+      </w:r>
+      <w:r>
+        <w:t xml:space="preserve">strains (ANI 99.9995%, 352 breakpoints, 104 inversions, 85 translocations), two</w:t>
+      </w:r>
+      <w:r>
+        <w:t xml:space="preserve"> </w:t>
+      </w:r>
+      <w:r>
+        <w:rPr>
+          <w:i/>
+          <w:iCs/>
+        </w:rPr>
+        <w:t xml:space="preserve">Serratia marcescens</w:t>
+      </w:r>
+      <w:r>
+        <w:t xml:space="preserve"> </w:t>
+      </w:r>
+      <w:r>
+        <w:t xml:space="preserve">strains (ANI 99.986%, 319 breakpoints, 108 inversions, 99 translocations), and two</w:t>
+      </w:r>
+      <w:r>
+        <w:t xml:space="preserve"> </w:t>
+      </w:r>
+      <w:r>
+        <w:rPr>
+          <w:i/>
+          <w:iCs/>
+        </w:rPr>
+        <w:t xml:space="preserve">Burkholderia thailandensis</w:t>
+      </w:r>
+      <w:r>
+        <w:t xml:space="preserve"> </w:t>
+      </w:r>
+      <w:r>
+        <w:t xml:space="preserve">strains (ANI 99.917%, 611 breakpoints, 123 inversions, 106 translocations). Even obligate intracellular pathogens with compact genomes show the pattern: two</w:t>
+      </w:r>
+      <w:r>
+        <w:t xml:space="preserve"> </w:t>
+      </w:r>
+      <w:r>
+        <w:rPr>
+          <w:i/>
+          <w:iCs/>
+        </w:rPr>
+        <w:t xml:space="preserve">Rickettsia bellii</w:t>
+      </w:r>
+      <w:r>
+        <w:t xml:space="preserve"> </w:t>
+      </w:r>
+      <w:r>
+        <w:t xml:space="preserve">strains at 99.66–99.67% ANI carry ~200 breakpoints driven almost entirely by large indels (&gt;2.7 Mbp total indel span). These are not edge cases; they are the kind of top hits an ANI-only search would return, and synteny score is the only free statistic that flags them.</w:t>
+      </w:r>
+    </w:p>
+    <w:p>
+      <w:pPr>
+        <w:pStyle w:val="BodyText"/>
+      </w:pPr>
+      <w:r>
+        <w:rPr>
+          <w:b/>
+          <w:bCs/>
+        </w:rPr>
+        <w:t xml:space="preserve">Table 4 — Structural readout of representative high-ANI, low-synteny pairs.</w:t>
+      </w:r>
+      <w:r>
+        <w:t xml:space="preserve"> </w:t>
+      </w:r>
+      <w:r>
+        <w:t xml:space="preserve">Breakpoints, chains, inversions, translocations, and indels are from</w:t>
+      </w:r>
+      <w:r>
+        <w:t xml:space="preserve"> </w:t>
+      </w:r>
+      <w:r>
+        <w:rPr>
+          <w:rStyle w:val="VerbatimChar"/>
+        </w:rPr>
+        <w:t xml:space="preserve">syn2bani struct</w:t>
+      </w:r>
+      <w:r>
+        <w:t xml:space="preserve"> </w:t>
+      </w:r>
+      <w:r>
+        <w:t xml:space="preserve">with the default four-enzyme panel (BcgI, AlfI, AloI, FalI). The Syntracker-derived collections and the GTDB-R207 discordant pairs show the same pattern: ANI &gt;99.9% masks extensive rearrangements.</w:t>
+      </w:r>
+    </w:p>
+    <w:tbl>
+      <w:tblPr>
+        <w:tblStyle w:val="Table"/>
+        <w:tblW w:type="pct" w:w="5000"/>
+        <w:tblLayout w:type="fixed"/>
+        <w:tblLook w:firstRow="1" w:lastRow="0" w:firstColumn="0" w:lastColumn="0" w:noHBand="0" w:noVBand="0" w:val="0020"/>
+      </w:tblPr>
+      <w:tblGrid>
+        <w:gridCol w:w="678"/>
+        <w:gridCol w:w="905"/>
+        <w:gridCol w:w="905"/>
+        <w:gridCol w:w="905"/>
+        <w:gridCol w:w="905"/>
+        <w:gridCol w:w="905"/>
+        <w:gridCol w:w="905"/>
+        <w:gridCol w:w="905"/>
+        <w:gridCol w:w="905"/>
+      </w:tblGrid>
+      <w:tr>
+        <w:trPr>
+          <w:tblHeader w:val="on"/>
+        </w:trPr>
+        <w:tc>
+          <w:tcPr/>
+          <w:p>
+            <w:pPr>
+              <w:pStyle w:val="Compact"/>
+            </w:pPr>
+            <w:r>
+              <w:t xml:space="preserve">Pair</w:t>
+            </w:r>
+          </w:p>
+        </w:tc>
+        <w:tc>
+          <w:tcPr/>
+          <w:p>
+            <w:pPr>
+              <w:pStyle w:val="Compact"/>
+              <w:jc w:val="right"/>
+            </w:pPr>
+            <w:r>
+              <w:t xml:space="preserve">ANI (%)</w:t>
+            </w:r>
+          </w:p>
+        </w:tc>
+        <w:tc>
+          <w:tcPr/>
+          <w:p>
+            <w:pPr>
+              <w:pStyle w:val="Compact"/>
+              <w:jc w:val="right"/>
+            </w:pPr>
+            <w:r>
+              <w:t xml:space="preserve">synteny_score</w:t>
+            </w:r>
+          </w:p>
+        </w:tc>
+        <w:tc>
+          <w:tcPr/>
+          <w:p>
+            <w:pPr>
+              <w:pStyle w:val="Compact"/>
+              <w:jc w:val="right"/>
+            </w:pPr>
+            <w:r>
+              <w:t xml:space="preserve">breakpoints</w:t>
+            </w:r>
+          </w:p>
+        </w:tc>
+        <w:tc>
+          <w:tcPr/>
+          <w:p>
+            <w:pPr>
+              <w:pStyle w:val="Compact"/>
+              <w:jc w:val="right"/>
+            </w:pPr>
+            <w:r>
+              <w:t xml:space="preserve">chains</w:t>
+            </w:r>
+          </w:p>
+        </w:tc>
+        <w:tc>
+          <w:tcPr/>
+          <w:p>
+            <w:pPr>
+              <w:pStyle w:val="Compact"/>
+              <w:jc w:val="right"/>
+            </w:pPr>
+            <w:r>
+              <w:t xml:space="preserve">inversions</w:t>
+            </w:r>
+          </w:p>
+        </w:tc>
+        <w:tc>
+          <w:tcPr/>
+          <w:p>
+            <w:pPr>
+              <w:pStyle w:val="Compact"/>
+              <w:jc w:val="right"/>
+            </w:pPr>
+            <w:r>
+              <w:t xml:space="preserve">translocations</w:t>
+            </w:r>
+          </w:p>
+        </w:tc>
+        <w:tc>
+          <w:tcPr/>
+          <w:p>
+            <w:pPr>
+              <w:pStyle w:val="Compact"/>
+              <w:jc w:val="right"/>
+            </w:pPr>
+            <w:r>
+              <w:t xml:space="preserve">indels</w:t>
+            </w:r>
+          </w:p>
+        </w:tc>
+        <w:tc>
+          <w:tcPr/>
+          <w:p>
+            <w:pPr>
+              <w:pStyle w:val="Compact"/>
+              <w:jc w:val="right"/>
+            </w:pPr>
+            <w:r>
+              <w:t xml:space="preserve">total indel bp</w:t>
+            </w:r>
+          </w:p>
+        </w:tc>
+      </w:tr>
+      <w:tr>
+        <w:tc>
+          <w:tcPr/>
+          <w:p>
+            <w:pPr>
+              <w:pStyle w:val="Compact"/>
+            </w:pPr>
+            <w:r>
+              <w:rPr>
+                <w:i/>
+                <w:iCs/>
+              </w:rPr>
+              <w:t xml:space="preserve">E. coli</w:t>
+            </w:r>
+            <w:r>
+              <w:t xml:space="preserve"> </w:t>
+            </w:r>
+            <w:r>
+              <w:t xml:space="preserve">hypermutator M1_d148_cloneCL1 vs M1_d190_cloneL1</w:t>
+            </w:r>
+          </w:p>
+        </w:tc>
+        <w:tc>
+          <w:tcPr/>
+          <w:p>
+            <w:pPr>
+              <w:pStyle w:val="Compact"/>
+              <w:jc w:val="right"/>
+            </w:pPr>
+            <w:r>
+              <w:t xml:space="preserve">99.9999</w:t>
+            </w:r>
+          </w:p>
+        </w:tc>
+        <w:tc>
+          <w:tcPr/>
+          <w:p>
+            <w:pPr>
+              <w:pStyle w:val="Compact"/>
+              <w:jc w:val="right"/>
+            </w:pPr>
+            <w:r>
+              <w:t xml:space="preserve">0.885</w:t>
+            </w:r>
+          </w:p>
+        </w:tc>
+        <w:tc>
+          <w:tcPr/>
+          <w:p>
+            <w:pPr>
+              <w:pStyle w:val="Compact"/>
+              <w:jc w:val="right"/>
+            </w:pPr>
+            <w:r>
+              <w:t xml:space="preserve">770</w:t>
+            </w:r>
+          </w:p>
+        </w:tc>
+        <w:tc>
+          <w:tcPr/>
+          <w:p>
+            <w:pPr>
+              <w:pStyle w:val="Compact"/>
+              <w:jc w:val="right"/>
+            </w:pPr>
+            <w:r>
+              <w:t xml:space="preserve">62</w:t>
+            </w:r>
+          </w:p>
+        </w:tc>
+        <w:tc>
+          <w:tcPr/>
+          <w:p>
+            <w:pPr>
+              <w:pStyle w:val="Compact"/>
+              <w:jc w:val="right"/>
+            </w:pPr>
+            <w:r>
+              <w:t xml:space="preserve">32</w:t>
+            </w:r>
+          </w:p>
+        </w:tc>
+        <w:tc>
+          <w:tcPr/>
+          <w:p>
+            <w:pPr>
+              <w:pStyle w:val="Compact"/>
+              <w:jc w:val="right"/>
+            </w:pPr>
+            <w:r>
+              <w:t xml:space="preserve">29</w:t>
+            </w:r>
+          </w:p>
+        </w:tc>
+        <w:tc>
+          <w:tcPr/>
+          <w:p>
+            <w:pPr>
+              <w:pStyle w:val="Compact"/>
+              <w:jc w:val="right"/>
+            </w:pPr>
+            <w:r>
+              <w:t xml:space="preserve">0</w:t>
+            </w:r>
+          </w:p>
+        </w:tc>
+        <w:tc>
+          <w:tcPr/>
+          <w:p>
+            <w:pPr>
+              <w:pStyle w:val="Compact"/>
+              <w:jc w:val="right"/>
+            </w:pPr>
+            <w:r>
+              <w:t xml:space="preserve">0</w:t>
+            </w:r>
+          </w:p>
+        </w:tc>
+      </w:tr>
+      <w:tr>
+        <w:tc>
+          <w:tcPr/>
+          <w:p>
+            <w:pPr>
+              <w:pStyle w:val="Compact"/>
+            </w:pPr>
+            <w:r>
+              <w:rPr>
+                <w:i/>
+                <w:iCs/>
+              </w:rPr>
+              <w:t xml:space="preserve">E. coli</w:t>
+            </w:r>
+            <w:r>
+              <w:t xml:space="preserve"> </w:t>
+            </w:r>
+            <w:r>
+              <w:t xml:space="preserve">hypermutator M1_d148_cloneCL1 vs M3_d190_clone15</w:t>
+            </w:r>
+          </w:p>
+        </w:tc>
+        <w:tc>
+          <w:tcPr/>
+          <w:p>
+            <w:pPr>
+              <w:pStyle w:val="Compact"/>
+              <w:jc w:val="right"/>
+            </w:pPr>
+            <w:r>
+              <w:t xml:space="preserve">99.9995</w:t>
+            </w:r>
+          </w:p>
+        </w:tc>
+        <w:tc>
+          <w:tcPr/>
+          <w:p>
+            <w:pPr>
+              <w:pStyle w:val="Compact"/>
+              <w:jc w:val="right"/>
+            </w:pPr>
+            <w:r>
+              <w:t xml:space="preserve">0.887</w:t>
+            </w:r>
+          </w:p>
+        </w:tc>
+        <w:tc>
+          <w:tcPr/>
+          <w:p>
+            <w:pPr>
+              <w:pStyle w:val="Compact"/>
+              <w:jc w:val="right"/>
+            </w:pPr>
+            <w:r>
+              <w:t xml:space="preserve">749</w:t>
+            </w:r>
+          </w:p>
+        </w:tc>
+        <w:tc>
+          <w:tcPr/>
+          <w:p>
+            <w:pPr>
+              <w:pStyle w:val="Compact"/>
+              <w:jc w:val="right"/>
+            </w:pPr>
+            <w:r>
+              <w:t xml:space="preserve">59</w:t>
+            </w:r>
+          </w:p>
+        </w:tc>
+        <w:tc>
+          <w:tcPr/>
+          <w:p>
+            <w:pPr>
+              <w:pStyle w:val="Compact"/>
+              <w:jc w:val="right"/>
+            </w:pPr>
+            <w:r>
+              <w:t xml:space="preserve">27</w:t>
+            </w:r>
+          </w:p>
+        </w:tc>
+        <w:tc>
+          <w:tcPr/>
+          <w:p>
+            <w:pPr>
+              <w:pStyle w:val="Compact"/>
+              <w:jc w:val="right"/>
+            </w:pPr>
+            <w:r>
+              <w:t xml:space="preserve">31</w:t>
+            </w:r>
+          </w:p>
+        </w:tc>
+        <w:tc>
+          <w:tcPr/>
+          <w:p>
+            <w:pPr>
+              <w:pStyle w:val="Compact"/>
+              <w:jc w:val="right"/>
+            </w:pPr>
+            <w:r>
+              <w:t xml:space="preserve">0</w:t>
+            </w:r>
+          </w:p>
+        </w:tc>
+        <w:tc>
+          <w:tcPr/>
+          <w:p>
+            <w:pPr>
+              <w:pStyle w:val="Compact"/>
+              <w:jc w:val="right"/>
+            </w:pPr>
+            <w:r>
+              <w:t xml:space="preserve">0</w:t>
+            </w:r>
+          </w:p>
+        </w:tc>
+      </w:tr>
+      <w:tr>
+        <w:tc>
+          <w:tcPr/>
+          <w:p>
+            <w:pPr>
+              <w:pStyle w:val="Compact"/>
+            </w:pPr>
+            <w:r>
+              <w:rPr>
+                <w:i/>
+                <w:iCs/>
+              </w:rPr>
+              <w:t xml:space="preserve">H. pylori</w:t>
+            </w:r>
+            <w:r>
+              <w:t xml:space="preserve"> </w:t>
+            </w:r>
+            <w:r>
+              <w:t xml:space="preserve">isolate 15 vs 16</w:t>
+            </w:r>
+          </w:p>
+        </w:tc>
+        <w:tc>
+          <w:tcPr/>
+          <w:p>
+            <w:pPr>
+              <w:pStyle w:val="Compact"/>
+              <w:jc w:val="right"/>
+            </w:pPr>
+            <w:r>
+              <w:t xml:space="preserve">99.9999</w:t>
+            </w:r>
+          </w:p>
+        </w:tc>
+        <w:tc>
+          <w:tcPr/>
+          <w:p>
+            <w:pPr>
+              <w:pStyle w:val="Compact"/>
+              <w:jc w:val="right"/>
+            </w:pPr>
+            <w:r>
+              <w:t xml:space="preserve">0.928</w:t>
+            </w:r>
+          </w:p>
+        </w:tc>
+        <w:tc>
+          <w:tcPr/>
+          <w:p>
+            <w:pPr>
+              <w:pStyle w:val="Compact"/>
+              <w:jc w:val="right"/>
+            </w:pPr>
+            <w:r>
+              <w:t xml:space="preserve">103</w:t>
+            </w:r>
+          </w:p>
+        </w:tc>
+        <w:tc>
+          <w:tcPr/>
+          <w:p>
+            <w:pPr>
+              <w:pStyle w:val="Compact"/>
+              <w:jc w:val="right"/>
+            </w:pPr>
+            <w:r>
+              <w:t xml:space="preserve">33</w:t>
+            </w:r>
+          </w:p>
+        </w:tc>
+        <w:tc>
+          <w:tcPr/>
+          <w:p>
+            <w:pPr>
+              <w:pStyle w:val="Compact"/>
+              <w:jc w:val="right"/>
+            </w:pPr>
+            <w:r>
+              <w:t xml:space="preserve">14</w:t>
+            </w:r>
+          </w:p>
+        </w:tc>
+        <w:tc>
+          <w:tcPr/>
+          <w:p>
+            <w:pPr>
+              <w:pStyle w:val="Compact"/>
+              <w:jc w:val="right"/>
+            </w:pPr>
+            <w:r>
+              <w:t xml:space="preserve">18</w:t>
+            </w:r>
+          </w:p>
+        </w:tc>
+        <w:tc>
+          <w:tcPr/>
+          <w:p>
+            <w:pPr>
+              <w:pStyle w:val="Compact"/>
+              <w:jc w:val="right"/>
+            </w:pPr>
+            <w:r>
+              <w:t xml:space="preserve">0</w:t>
+            </w:r>
+          </w:p>
+        </w:tc>
+        <w:tc>
+          <w:tcPr/>
+          <w:p>
+            <w:pPr>
+              <w:pStyle w:val="Compact"/>
+              <w:jc w:val="right"/>
+            </w:pPr>
+            <w:r>
+              <w:t xml:space="preserve">0</w:t>
+            </w:r>
+          </w:p>
+        </w:tc>
+      </w:tr>
+      <w:tr>
+        <w:tc>
+          <w:tcPr/>
+          <w:p>
+            <w:pPr>
+              <w:pStyle w:val="Compact"/>
+            </w:pPr>
+            <w:r>
+              <w:rPr>
+                <w:i/>
+                <w:iCs/>
+              </w:rPr>
+              <w:t xml:space="preserve">H. pylori</w:t>
+            </w:r>
+            <w:r>
+              <w:t xml:space="preserve"> </w:t>
+            </w:r>
+            <w:r>
+              <w:t xml:space="preserve">isolate 1 vs 10</w:t>
+            </w:r>
+          </w:p>
+        </w:tc>
+        <w:tc>
+          <w:tcPr/>
+          <w:p>
+            <w:pPr>
+              <w:pStyle w:val="Compact"/>
+              <w:jc w:val="right"/>
+            </w:pPr>
+            <w:r>
+              <w:t xml:space="preserve">99.9999</w:t>
+            </w:r>
+          </w:p>
+        </w:tc>
+        <w:tc>
+          <w:tcPr/>
+          <w:p>
+            <w:pPr>
+              <w:pStyle w:val="Compact"/>
+              <w:jc w:val="right"/>
+            </w:pPr>
+            <w:r>
+              <w:t xml:space="preserve">0.953</w:t>
+            </w:r>
+          </w:p>
+        </w:tc>
+        <w:tc>
+          <w:tcPr/>
+          <w:p>
+            <w:pPr>
+              <w:pStyle w:val="Compact"/>
+              <w:jc w:val="right"/>
+            </w:pPr>
+            <w:r>
+              <w:t xml:space="preserve">68</w:t>
+            </w:r>
+          </w:p>
+        </w:tc>
+        <w:tc>
+          <w:tcPr/>
+          <w:p>
+            <w:pPr>
+              <w:pStyle w:val="Compact"/>
+              <w:jc w:val="right"/>
+            </w:pPr>
+            <w:r>
+              <w:t xml:space="preserve">36</w:t>
+            </w:r>
+          </w:p>
+        </w:tc>
+        <w:tc>
+          <w:tcPr/>
+          <w:p>
+            <w:pPr>
+              <w:pStyle w:val="Compact"/>
+              <w:jc w:val="right"/>
+            </w:pPr>
+            <w:r>
+              <w:t xml:space="preserve">17</w:t>
+            </w:r>
+          </w:p>
+        </w:tc>
+        <w:tc>
+          <w:tcPr/>
+          <w:p>
+            <w:pPr>
+              <w:pStyle w:val="Compact"/>
+              <w:jc w:val="right"/>
+            </w:pPr>
+            <w:r>
+              <w:t xml:space="preserve">18</w:t>
+            </w:r>
+          </w:p>
+        </w:tc>
+        <w:tc>
+          <w:tcPr/>
+          <w:p>
+            <w:pPr>
+              <w:pStyle w:val="Compact"/>
+              <w:jc w:val="right"/>
+            </w:pPr>
+            <w:r>
+              <w:t xml:space="preserve">0</w:t>
+            </w:r>
+          </w:p>
+        </w:tc>
+        <w:tc>
+          <w:tcPr/>
+          <w:p>
+            <w:pPr>
+              <w:pStyle w:val="Compact"/>
+              <w:jc w:val="right"/>
+            </w:pPr>
+            <w:r>
+              <w:t xml:space="preserve">0</w:t>
+            </w:r>
+          </w:p>
+        </w:tc>
+      </w:tr>
+      <w:tr>
+        <w:tc>
+          <w:tcPr/>
+          <w:p>
+            <w:pPr>
+              <w:pStyle w:val="Compact"/>
+            </w:pPr>
+            <w:r>
+              <w:rPr>
+                <w:i/>
+                <w:iCs/>
+              </w:rPr>
+              <w:t xml:space="preserve">N. gonorrhoeae</w:t>
+            </w:r>
+            <w:r>
+              <w:t xml:space="preserve"> </w:t>
+            </w:r>
+            <w:r>
+              <w:t xml:space="preserve">NG_05 vs NG_10</w:t>
+            </w:r>
+          </w:p>
+        </w:tc>
+        <w:tc>
+          <w:tcPr/>
+          <w:p>
+            <w:pPr>
+              <w:pStyle w:val="Compact"/>
+              <w:jc w:val="right"/>
+            </w:pPr>
+            <w:r>
+              <w:t xml:space="preserve">99.9837</w:t>
+            </w:r>
+          </w:p>
+        </w:tc>
+        <w:tc>
+          <w:tcPr/>
+          <w:p>
+            <w:pPr>
+              <w:pStyle w:val="Compact"/>
+              <w:jc w:val="right"/>
+            </w:pPr>
+            <w:r>
+              <w:t xml:space="preserve">0.870</w:t>
+            </w:r>
+          </w:p>
+        </w:tc>
+        <w:tc>
+          <w:tcPr/>
+          <w:p>
+            <w:pPr>
+              <w:pStyle w:val="Compact"/>
+              <w:jc w:val="right"/>
+            </w:pPr>
+            <w:r>
+              <w:t xml:space="preserve">319</w:t>
+            </w:r>
+          </w:p>
+        </w:tc>
+        <w:tc>
+          <w:tcPr/>
+          <w:p>
+            <w:pPr>
+              <w:pStyle w:val="Compact"/>
+              <w:jc w:val="right"/>
+            </w:pPr>
+            <w:r>
+              <w:t xml:space="preserve">80</w:t>
+            </w:r>
+          </w:p>
+        </w:tc>
+        <w:tc>
+          <w:tcPr/>
+          <w:p>
+            <w:pPr>
+              <w:pStyle w:val="Compact"/>
+              <w:jc w:val="right"/>
+            </w:pPr>
+            <w:r>
+              <w:t xml:space="preserve">42</w:t>
+            </w:r>
+          </w:p>
+        </w:tc>
+        <w:tc>
+          <w:tcPr/>
+          <w:p>
+            <w:pPr>
+              <w:pStyle w:val="Compact"/>
+              <w:jc w:val="right"/>
+            </w:pPr>
+            <w:r>
+              <w:t xml:space="preserve">37</w:t>
+            </w:r>
+          </w:p>
+        </w:tc>
+        <w:tc>
+          <w:tcPr/>
+          <w:p>
+            <w:pPr>
+              <w:pStyle w:val="Compact"/>
+              <w:jc w:val="right"/>
+            </w:pPr>
+            <w:r>
+              <w:t xml:space="preserve">0</w:t>
+            </w:r>
+          </w:p>
+        </w:tc>
+        <w:tc>
+          <w:tcPr/>
+          <w:p>
+            <w:pPr>
+              <w:pStyle w:val="Compact"/>
+              <w:jc w:val="right"/>
+            </w:pPr>
+            <w:r>
+              <w:t xml:space="preserve">0</w:t>
+            </w:r>
+          </w:p>
+        </w:tc>
+      </w:tr>
+      <w:tr>
+        <w:tc>
+          <w:tcPr/>
+          <w:p>
+            <w:pPr>
+              <w:pStyle w:val="Compact"/>
+            </w:pPr>
+            <w:r>
+              <w:rPr>
+                <w:i/>
+                <w:iCs/>
+              </w:rPr>
+              <w:t xml:space="preserve">S. rimosus</w:t>
+            </w:r>
+            <w:r>
+              <w:t xml:space="preserve"> </w:t>
+            </w:r>
+            <w:r>
+              <w:t xml:space="preserve">SR_06 vs SR_10</w:t>
+            </w:r>
+          </w:p>
+        </w:tc>
+        <w:tc>
+          <w:tcPr/>
+          <w:p>
+            <w:pPr>
+              <w:pStyle w:val="Compact"/>
+              <w:jc w:val="right"/>
+            </w:pPr>
+            <w:r>
+              <w:t xml:space="preserve">99.9945</w:t>
+            </w:r>
+          </w:p>
+        </w:tc>
+        <w:tc>
+          <w:tcPr/>
+          <w:p>
+            <w:pPr>
+              <w:pStyle w:val="Compact"/>
+              <w:jc w:val="right"/>
+            </w:pPr>
+            <w:r>
+              <w:t xml:space="preserve">0.901</w:t>
+            </w:r>
+          </w:p>
+        </w:tc>
+        <w:tc>
+          <w:tcPr/>
+          <w:p>
+            <w:pPr>
+              <w:pStyle w:val="Compact"/>
+              <w:jc w:val="right"/>
+            </w:pPr>
+            <w:r>
+              <w:t xml:space="preserve">2,957</w:t>
+            </w:r>
+          </w:p>
+        </w:tc>
+        <w:tc>
+          <w:tcPr/>
+          <w:p>
+            <w:pPr>
+              <w:pStyle w:val="Compact"/>
+              <w:jc w:val="right"/>
+            </w:pPr>
+            <w:r>
+              <w:t xml:space="preserve">866</w:t>
+            </w:r>
+          </w:p>
+        </w:tc>
+        <w:tc>
+          <w:tcPr/>
+          <w:p>
+            <w:pPr>
+              <w:pStyle w:val="Compact"/>
+              <w:jc w:val="right"/>
+            </w:pPr>
+            <w:r>
+              <w:t xml:space="preserve">429</w:t>
+            </w:r>
+          </w:p>
+        </w:tc>
+        <w:tc>
+          <w:tcPr/>
+          <w:p>
+            <w:pPr>
+              <w:pStyle w:val="Compact"/>
+              <w:jc w:val="right"/>
+            </w:pPr>
+            <w:r>
+              <w:t xml:space="preserve">436</w:t>
+            </w:r>
+          </w:p>
+        </w:tc>
+        <w:tc>
+          <w:tcPr/>
+          <w:p>
+            <w:pPr>
+              <w:pStyle w:val="Compact"/>
+              <w:jc w:val="right"/>
+            </w:pPr>
+            <w:r>
+              <w:t xml:space="preserve">0</w:t>
+            </w:r>
+          </w:p>
+        </w:tc>
+        <w:tc>
+          <w:tcPr/>
+          <w:p>
+            <w:pPr>
+              <w:pStyle w:val="Compact"/>
+              <w:jc w:val="right"/>
+            </w:pPr>
+            <w:r>
+              <w:t xml:space="preserve">0</w:t>
+            </w:r>
+          </w:p>
+        </w:tc>
+      </w:tr>
+      <w:tr>
+        <w:tc>
+          <w:tcPr/>
+          <w:p>
+            <w:pPr>
+              <w:pStyle w:val="Compact"/>
+            </w:pPr>
+            <w:r>
+              <w:rPr>
+                <w:i/>
+                <w:iCs/>
+              </w:rPr>
+              <w:t xml:space="preserve">Streptomyces</w:t>
+            </w:r>
+            <w:r>
+              <w:t xml:space="preserve"> </w:t>
+            </w:r>
+            <w:r>
+              <w:t xml:space="preserve">sp. SID8366 vs SID69</w:t>
+            </w:r>
+          </w:p>
+        </w:tc>
+        <w:tc>
+          <w:tcPr/>
+          <w:p>
+            <w:pPr>
+              <w:pStyle w:val="Compact"/>
+              <w:jc w:val="right"/>
+            </w:pPr>
+            <w:r>
+              <w:t xml:space="preserve">99.9995</w:t>
+            </w:r>
+          </w:p>
+        </w:tc>
+        <w:tc>
+          <w:tcPr/>
+          <w:p>
+            <w:pPr>
+              <w:pStyle w:val="Compact"/>
+              <w:jc w:val="right"/>
+            </w:pPr>
+            <w:r>
+              <w:t xml:space="preserve">0.925</w:t>
+            </w:r>
+          </w:p>
+        </w:tc>
+        <w:tc>
+          <w:tcPr/>
+          <w:p>
+            <w:pPr>
+              <w:pStyle w:val="Compact"/>
+              <w:jc w:val="right"/>
+            </w:pPr>
+            <w:r>
+              <w:t xml:space="preserve">989</w:t>
+            </w:r>
+          </w:p>
+        </w:tc>
+        <w:tc>
+          <w:tcPr/>
+          <w:p>
+            <w:pPr>
+              <w:pStyle w:val="Compact"/>
+              <w:jc w:val="right"/>
+            </w:pPr>
+            <w:r>
+              <w:t xml:space="preserve">507</w:t>
+            </w:r>
+          </w:p>
+        </w:tc>
+        <w:tc>
+          <w:tcPr/>
+          <w:p>
+            <w:pPr>
+              <w:pStyle w:val="Compact"/>
+              <w:jc w:val="right"/>
+            </w:pPr>
+            <w:r>
+              <w:t xml:space="preserve">243</w:t>
+            </w:r>
+          </w:p>
+        </w:tc>
+        <w:tc>
+          <w:tcPr/>
+          <w:p>
+            <w:pPr>
+              <w:pStyle w:val="Compact"/>
+              <w:jc w:val="right"/>
+            </w:pPr>
+            <w:r>
+              <w:t xml:space="preserve">263</w:t>
+            </w:r>
+          </w:p>
+        </w:tc>
+        <w:tc>
+          <w:tcPr/>
+          <w:p>
+            <w:pPr>
+              <w:pStyle w:val="Compact"/>
+              <w:jc w:val="right"/>
+            </w:pPr>
+            <w:r>
+              <w:t xml:space="preserve">0</w:t>
+            </w:r>
+          </w:p>
+        </w:tc>
+        <w:tc>
+          <w:tcPr/>
+          <w:p>
+            <w:pPr>
+              <w:pStyle w:val="Compact"/>
+              <w:jc w:val="right"/>
+            </w:pPr>
+            <w:r>
+              <w:t xml:space="preserve">0</w:t>
+            </w:r>
+          </w:p>
+        </w:tc>
+      </w:tr>
+      <w:tr>
+        <w:tc>
+          <w:tcPr/>
+          <w:p>
+            <w:pPr>
+              <w:pStyle w:val="Compact"/>
+            </w:pPr>
+            <w:r>
+              <w:rPr>
+                <w:i/>
+                <w:iCs/>
+              </w:rPr>
+              <w:t xml:space="preserve">Dickeya dianthicola</w:t>
+            </w:r>
+          </w:p>
+        </w:tc>
+        <w:tc>
+          <w:tcPr/>
+          <w:p>
+            <w:pPr>
+              <w:pStyle w:val="Compact"/>
+              <w:jc w:val="right"/>
+            </w:pPr>
+            <w:r>
+              <w:t xml:space="preserve">99.9995</w:t>
+            </w:r>
+          </w:p>
+        </w:tc>
+        <w:tc>
+          <w:tcPr/>
+          <w:p>
+            <w:pPr>
+              <w:pStyle w:val="Compact"/>
+              <w:jc w:val="right"/>
+            </w:pPr>
+            <w:r>
+              <w:t xml:space="preserve">0.948</w:t>
+            </w:r>
+          </w:p>
+        </w:tc>
+        <w:tc>
+          <w:tcPr/>
+          <w:p>
+            <w:pPr>
+              <w:pStyle w:val="Compact"/>
+              <w:jc w:val="right"/>
+            </w:pPr>
+            <w:r>
+              <w:t xml:space="preserve">352</w:t>
+            </w:r>
+          </w:p>
+        </w:tc>
+        <w:tc>
+          <w:tcPr/>
+          <w:p>
+            <w:pPr>
+              <w:pStyle w:val="Compact"/>
+              <w:jc w:val="right"/>
+            </w:pPr>
+            <w:r>
+              <w:t xml:space="preserve">190</w:t>
+            </w:r>
+          </w:p>
+        </w:tc>
+        <w:tc>
+          <w:tcPr/>
+          <w:p>
+            <w:pPr>
+              <w:pStyle w:val="Compact"/>
+              <w:jc w:val="right"/>
+            </w:pPr>
+            <w:r>
+              <w:t xml:space="preserve">104</w:t>
+            </w:r>
+          </w:p>
+        </w:tc>
+        <w:tc>
+          <w:tcPr/>
+          <w:p>
+            <w:pPr>
+              <w:pStyle w:val="Compact"/>
+              <w:jc w:val="right"/>
+            </w:pPr>
+            <w:r>
+              <w:t xml:space="preserve">85</w:t>
+            </w:r>
+          </w:p>
+        </w:tc>
+        <w:tc>
+          <w:tcPr/>
+          <w:p>
+            <w:pPr>
+              <w:pStyle w:val="Compact"/>
+              <w:jc w:val="right"/>
+            </w:pPr>
+            <w:r>
+              <w:t xml:space="preserve">0</w:t>
+            </w:r>
+          </w:p>
+        </w:tc>
+        <w:tc>
+          <w:tcPr/>
+          <w:p>
+            <w:pPr>
+              <w:pStyle w:val="Compact"/>
+              <w:jc w:val="right"/>
+            </w:pPr>
+            <w:r>
+              <w:t xml:space="preserve">0</w:t>
+            </w:r>
+          </w:p>
+        </w:tc>
+      </w:tr>
+      <w:tr>
+        <w:tc>
+          <w:tcPr/>
+          <w:p>
+            <w:pPr>
+              <w:pStyle w:val="Compact"/>
+            </w:pPr>
+            <w:r>
+              <w:rPr>
+                <w:i/>
+                <w:iCs/>
+              </w:rPr>
+              <w:t xml:space="preserve">Serratia marcescens</w:t>
+            </w:r>
+          </w:p>
+        </w:tc>
+        <w:tc>
+          <w:tcPr/>
+          <w:p>
+            <w:pPr>
+              <w:pStyle w:val="Compact"/>
+              <w:jc w:val="right"/>
+            </w:pPr>
+            <w:r>
+              <w:t xml:space="preserve">99.9860</w:t>
+            </w:r>
+          </w:p>
+        </w:tc>
+        <w:tc>
+          <w:tcPr/>
+          <w:p>
+            <w:pPr>
+              <w:pStyle w:val="Compact"/>
+              <w:jc w:val="right"/>
+            </w:pPr>
+            <w:r>
+              <w:t xml:space="preserve">0.967</w:t>
+            </w:r>
+          </w:p>
+        </w:tc>
+        <w:tc>
+          <w:tcPr/>
+          <w:p>
+            <w:pPr>
+              <w:pStyle w:val="Compact"/>
+              <w:jc w:val="right"/>
+            </w:pPr>
+            <w:r>
+              <w:t xml:space="preserve">319</w:t>
+            </w:r>
+          </w:p>
+        </w:tc>
+        <w:tc>
+          <w:tcPr/>
+          <w:p>
+            <w:pPr>
+              <w:pStyle w:val="Compact"/>
+              <w:jc w:val="right"/>
+            </w:pPr>
+            <w:r>
+              <w:t xml:space="preserve">212</w:t>
+            </w:r>
+          </w:p>
+        </w:tc>
+        <w:tc>
+          <w:tcPr/>
+          <w:p>
+            <w:pPr>
+              <w:pStyle w:val="Compact"/>
+              <w:jc w:val="right"/>
+            </w:pPr>
+            <w:r>
+              <w:t xml:space="preserve">108</w:t>
+            </w:r>
+          </w:p>
+        </w:tc>
+        <w:tc>
+          <w:tcPr/>
+          <w:p>
+            <w:pPr>
+              <w:pStyle w:val="Compact"/>
+              <w:jc w:val="right"/>
+            </w:pPr>
+            <w:r>
+              <w:t xml:space="preserve">99</w:t>
+            </w:r>
+          </w:p>
+        </w:tc>
+        <w:tc>
+          <w:tcPr/>
+          <w:p>
+            <w:pPr>
+              <w:pStyle w:val="Compact"/>
+              <w:jc w:val="right"/>
+            </w:pPr>
+            <w:r>
+              <w:t xml:space="preserve">4</w:t>
+            </w:r>
+          </w:p>
+        </w:tc>
+        <w:tc>
+          <w:tcPr/>
+          <w:p>
+            <w:pPr>
+              <w:pStyle w:val="Compact"/>
+              <w:jc w:val="right"/>
+            </w:pPr>
+            <w:r>
+              <w:t xml:space="preserve">118,093</w:t>
+            </w:r>
+          </w:p>
+        </w:tc>
+      </w:tr>
+      <w:tr>
+        <w:tc>
+          <w:tcPr/>
+          <w:p>
+            <w:pPr>
+              <w:pStyle w:val="Compact"/>
+            </w:pPr>
+            <w:r>
+              <w:rPr>
+                <w:i/>
+                <w:iCs/>
+              </w:rPr>
+              <w:t xml:space="preserve">Burkholderia thailandensis</w:t>
+            </w:r>
+          </w:p>
+        </w:tc>
+        <w:tc>
+          <w:tcPr/>
+          <w:p>
+            <w:pPr>
+              <w:pStyle w:val="Compact"/>
+              <w:jc w:val="right"/>
+            </w:pPr>
+            <w:r>
+              <w:t xml:space="preserve">99.9172</w:t>
+            </w:r>
+          </w:p>
+        </w:tc>
+        <w:tc>
+          <w:tcPr/>
+          <w:p>
+            <w:pPr>
+              <w:pStyle w:val="Compact"/>
+              <w:jc w:val="right"/>
+            </w:pPr>
+            <w:r>
+              <w:t xml:space="preserve">0.966</w:t>
+            </w:r>
+          </w:p>
+        </w:tc>
+        <w:tc>
+          <w:tcPr/>
+          <w:p>
+            <w:pPr>
+              <w:pStyle w:val="Compact"/>
+              <w:jc w:val="right"/>
+            </w:pPr>
+            <w:r>
+              <w:t xml:space="preserve">611</w:t>
+            </w:r>
+          </w:p>
+        </w:tc>
+        <w:tc>
+          <w:tcPr/>
+          <w:p>
+            <w:pPr>
+              <w:pStyle w:val="Compact"/>
+              <w:jc w:val="right"/>
+            </w:pPr>
+            <w:r>
+              <w:t xml:space="preserve">240</w:t>
+            </w:r>
+          </w:p>
+        </w:tc>
+        <w:tc>
+          <w:tcPr/>
+          <w:p>
+            <w:pPr>
+              <w:pStyle w:val="Compact"/>
+              <w:jc w:val="right"/>
+            </w:pPr>
+            <w:r>
+              <w:t xml:space="preserve">123</w:t>
+            </w:r>
+          </w:p>
+        </w:tc>
+        <w:tc>
+          <w:tcPr/>
+          <w:p>
+            <w:pPr>
+              <w:pStyle w:val="Compact"/>
+              <w:jc w:val="right"/>
+            </w:pPr>
+            <w:r>
+              <w:t xml:space="preserve">106</w:t>
+            </w:r>
+          </w:p>
+        </w:tc>
+        <w:tc>
+          <w:tcPr/>
+          <w:p>
+            <w:pPr>
+              <w:pStyle w:val="Compact"/>
+              <w:jc w:val="right"/>
+            </w:pPr>
+            <w:r>
+              <w:t xml:space="preserve">4</w:t>
+            </w:r>
+          </w:p>
+        </w:tc>
+        <w:tc>
+          <w:tcPr/>
+          <w:p>
+            <w:pPr>
+              <w:pStyle w:val="Compact"/>
+              <w:jc w:val="right"/>
+            </w:pPr>
+            <w:r>
+              <w:t xml:space="preserve">63,393</w:t>
+            </w:r>
+          </w:p>
+        </w:tc>
+      </w:tr>
+      <w:tr>
+        <w:tc>
+          <w:tcPr/>
+          <w:p>
+            <w:pPr>
+              <w:pStyle w:val="Compact"/>
+            </w:pPr>
+            <w:r>
+              <w:rPr>
+                <w:i/>
+                <w:iCs/>
+              </w:rPr>
+              <w:t xml:space="preserve">Rickettsia bellii</w:t>
+            </w:r>
+            <w:r>
+              <w:t xml:space="preserve"> </w:t>
+            </w:r>
+            <w:r>
+              <w:t xml:space="preserve">OSU 85-389 vs</w:t>
+            </w:r>
+            <w:r>
+              <w:t xml:space="preserve"> </w:t>
+            </w:r>
+            <w:r>
+              <w:rPr>
+                <w:i/>
+                <w:iCs/>
+              </w:rPr>
+              <w:t xml:space="preserve">R. bellii</w:t>
+            </w:r>
+          </w:p>
+        </w:tc>
+        <w:tc>
+          <w:tcPr/>
+          <w:p>
+            <w:pPr>
+              <w:pStyle w:val="Compact"/>
+              <w:jc w:val="right"/>
+            </w:pPr>
+            <w:r>
+              <w:t xml:space="preserve">99.6659</w:t>
+            </w:r>
+          </w:p>
+        </w:tc>
+        <w:tc>
+          <w:tcPr/>
+          <w:p>
+            <w:pPr>
+              <w:pStyle w:val="Compact"/>
+              <w:jc w:val="right"/>
+            </w:pPr>
+            <w:r>
+              <w:t xml:space="preserve">0.828</w:t>
+            </w:r>
+          </w:p>
+        </w:tc>
+        <w:tc>
+          <w:tcPr/>
+          <w:p>
+            <w:pPr>
+              <w:pStyle w:val="Compact"/>
+              <w:jc w:val="right"/>
+            </w:pPr>
+            <w:r>
+              <w:t xml:space="preserve">197</w:t>
+            </w:r>
+          </w:p>
+        </w:tc>
+        <w:tc>
+          <w:tcPr/>
+          <w:p>
+            <w:pPr>
+              <w:pStyle w:val="Compact"/>
+              <w:jc w:val="right"/>
+            </w:pPr>
+            <w:r>
+              <w:t xml:space="preserve">18</w:t>
+            </w:r>
+          </w:p>
+        </w:tc>
+        <w:tc>
+          <w:tcPr/>
+          <w:p>
+            <w:pPr>
+              <w:pStyle w:val="Compact"/>
+              <w:jc w:val="right"/>
+            </w:pPr>
+            <w:r>
+              <w:t xml:space="preserve">8</w:t>
+            </w:r>
+          </w:p>
+        </w:tc>
+        <w:tc>
+          <w:tcPr/>
+          <w:p>
+            <w:pPr>
+              <w:pStyle w:val="Compact"/>
+              <w:jc w:val="right"/>
+            </w:pPr>
+            <w:r>
+              <w:t xml:space="preserve">0</w:t>
+            </w:r>
+          </w:p>
+        </w:tc>
+        <w:tc>
+          <w:tcPr/>
+          <w:p>
+            <w:pPr>
+              <w:pStyle w:val="Compact"/>
+              <w:jc w:val="right"/>
+            </w:pPr>
+            <w:r>
+              <w:t xml:space="preserve">9</w:t>
+            </w:r>
+          </w:p>
+        </w:tc>
+        <w:tc>
+          <w:tcPr/>
+          <w:p>
+            <w:pPr>
+              <w:pStyle w:val="Compact"/>
+              <w:jc w:val="right"/>
+            </w:pPr>
+            <w:r>
+              <w:t xml:space="preserve">2,730,883</w:t>
+            </w:r>
+          </w:p>
+        </w:tc>
+      </w:tr>
+      <w:tr>
+        <w:tc>
+          <w:tcPr/>
+          <w:p>
+            <w:pPr>
+              <w:pStyle w:val="Compact"/>
+            </w:pPr>
+            <w:r>
+              <w:rPr>
+                <w:i/>
+                <w:iCs/>
+              </w:rPr>
+              <w:t xml:space="preserve">Rickettsia bellii</w:t>
+            </w:r>
+            <w:r>
+              <w:t xml:space="preserve"> </w:t>
+            </w:r>
+            <w:r>
+              <w:t xml:space="preserve">RML An4 vs RML Mogi</w:t>
+            </w:r>
+          </w:p>
+        </w:tc>
+        <w:tc>
+          <w:tcPr/>
+          <w:p>
+            <w:pPr>
+              <w:pStyle w:val="Compact"/>
+              <w:jc w:val="right"/>
+            </w:pPr>
+            <w:r>
+              <w:t xml:space="preserve">99.6646</w:t>
+            </w:r>
+          </w:p>
+        </w:tc>
+        <w:tc>
+          <w:tcPr/>
+          <w:p>
+            <w:pPr>
+              <w:pStyle w:val="Compact"/>
+              <w:jc w:val="right"/>
+            </w:pPr>
+            <w:r>
+              <w:t xml:space="preserve">0.826</w:t>
+            </w:r>
+          </w:p>
+        </w:tc>
+        <w:tc>
+          <w:tcPr/>
+          <w:p>
+            <w:pPr>
+              <w:pStyle w:val="Compact"/>
+              <w:jc w:val="right"/>
+            </w:pPr>
+            <w:r>
+              <w:t xml:space="preserve">195</w:t>
+            </w:r>
+          </w:p>
+        </w:tc>
+        <w:tc>
+          <w:tcPr/>
+          <w:p>
+            <w:pPr>
+              <w:pStyle w:val="Compact"/>
+              <w:jc w:val="right"/>
+            </w:pPr>
+            <w:r>
+              <w:t xml:space="preserve">27</w:t>
+            </w:r>
+          </w:p>
+        </w:tc>
+        <w:tc>
+          <w:tcPr/>
+          <w:p>
+            <w:pPr>
+              <w:pStyle w:val="Compact"/>
+              <w:jc w:val="right"/>
+            </w:pPr>
+            <w:r>
+              <w:t xml:space="preserve">16</w:t>
+            </w:r>
+          </w:p>
+        </w:tc>
+        <w:tc>
+          <w:tcPr/>
+          <w:p>
+            <w:pPr>
+              <w:pStyle w:val="Compact"/>
+              <w:jc w:val="right"/>
+            </w:pPr>
+            <w:r>
+              <w:t xml:space="preserve">0</w:t>
+            </w:r>
+          </w:p>
+        </w:tc>
+        <w:tc>
+          <w:tcPr/>
+          <w:p>
+            <w:pPr>
+              <w:pStyle w:val="Compact"/>
+              <w:jc w:val="right"/>
+            </w:pPr>
+            <w:r>
+              <w:t xml:space="preserve">10</w:t>
+            </w:r>
+          </w:p>
+        </w:tc>
+        <w:tc>
+          <w:tcPr/>
+          <w:p>
+            <w:pPr>
+              <w:pStyle w:val="Compact"/>
+              <w:jc w:val="right"/>
+            </w:pPr>
+            <w:r>
+              <w:t xml:space="preserve">2,784,371</w:t>
+            </w:r>
+          </w:p>
+        </w:tc>
+      </w:tr>
+    </w:tbl>
+    <w:p>
+      <w:pPr>
+        <w:pStyle w:val="BodyText"/>
+      </w:pPr>
+      <w:r>
+        <w:t xml:space="preserve">These cases are the reason Syn2bANI reports a synteny score and SV calls in the same pass as ANI. For applications where genome architecture matters — phenotype prediction, transmission tracing, or assessing whether a newly sequenced isolate is truly clonal with a reference — ANI should be read alongside the structural output, not instead of it.</w:t>
       </w:r>
     </w:p>
     <w:p>
@@ -1719,9 +3909,9 @@
         </w:pict>
       </w:r>
     </w:p>
-    <w:bookmarkEnd w:id="21"/>
     <w:bookmarkEnd w:id="22"/>
-    <w:bookmarkStart w:id="23" w:name="discussion"/>
+    <w:bookmarkEnd w:id="23"/>
+    <w:bookmarkStart w:id="24" w:name="discussion"/>
     <w:p>
       <w:pPr>
         <w:pStyle w:val="Heading2"/>
@@ -1971,8 +4161,8 @@
         </w:pict>
       </w:r>
     </w:p>
-    <w:bookmarkEnd w:id="23"/>
-    <w:bookmarkStart w:id="35" w:name="methods"/>
+    <w:bookmarkEnd w:id="24"/>
+    <w:bookmarkStart w:id="36" w:name="methods"/>
     <w:p>
       <w:pPr>
         <w:pStyle w:val="Heading2"/>
@@ -1981,7 +4171,7 @@
         <w:t xml:space="preserve">4. Methods</w:t>
       </w:r>
     </w:p>
-    <w:bookmarkStart w:id="24" w:name="X585a6a8b67378bd6645996598d95979c15b1236"/>
+    <w:bookmarkStart w:id="25" w:name="X585a6a8b67378bd6645996598d95979c15b1236"/>
     <w:p>
       <w:pPr>
         <w:pStyle w:val="Heading3"/>
@@ -2082,8 +4272,8 @@
         <w:t xml:space="preserve">three-of-four positions. The homogeneous likelihood uses the exact convolution over degenerate classes; the heterogeneous likelihood uses a negative binomial with effective body b + d2/3 + 2·d3/3 plus a closed-form survival factor. With the fully specific default panel (d2 = d3 = 0) both paths are bit-identical to the pre-fix code. Tags are stored strand-canonically (the lexicographically smaller of a tag and its reverse complement), so contig orientation is immaterial; reverse-complement self-controls on real drafts return 99.9999.</w:t>
       </w:r>
     </w:p>
-    <w:bookmarkEnd w:id="24"/>
-    <w:bookmarkStart w:id="25" w:name="Xd100f60785764278c40c45b7debf06888935c47"/>
+    <w:bookmarkEnd w:id="25"/>
+    <w:bookmarkStart w:id="26" w:name="Xd100f60785764278c40c45b7debf06888935c47"/>
     <w:p>
       <w:pPr>
         <w:pStyle w:val="Heading3"/>
@@ -2208,8 +4398,8 @@
         <w:t xml:space="preserve">bp of the predicted position — seed-and-extend, which cannot invent matches between positionally unrelated tags. Chains are processed largest-first and each query tag is counted at most once.</w:t>
       </w:r>
     </w:p>
-    <w:bookmarkEnd w:id="25"/>
-    <w:bookmarkStart w:id="26" w:name="Xc84f212d8323a8f017575d3d7a92fc22fb23227"/>
+    <w:bookmarkEnd w:id="26"/>
+    <w:bookmarkStart w:id="27" w:name="Xc84f212d8323a8f017575d3d7a92fc22fb23227"/>
     <w:p>
       <w:pPr>
         <w:pStyle w:val="Heading3"/>
@@ -2343,8 +4533,8 @@
         <w:t xml:space="preserve">. The recalibrated flag never inverts its error ranking on any validation set (kept vs flagged MAE: GTDB-ANIm 2.415 vs 4.153; oral/gut 0.514 vs 4.269; mid-ANI 0.343 vs 1.113), at a disclosed cost in near-clonal sensitivity.</w:t>
       </w:r>
     </w:p>
-    <w:bookmarkEnd w:id="26"/>
-    <w:bookmarkStart w:id="27" w:name="short-contig-rescue-pass"/>
+    <w:bookmarkEnd w:id="27"/>
+    <w:bookmarkStart w:id="28" w:name="short-contig-rescue-pass"/>
     <w:p>
       <w:pPr>
         <w:pStyle w:val="Heading3"/>
@@ -2388,8 +4578,8 @@
         <w:t xml:space="preserve">+ 1) × mean tag spacing along the reference. Rescued contigs contribute AF spans with the same half-median-gap extension rule as chains but create no chains, so synteny and SV outputs are untouched. The pass is gated on contig tag count, so complete and high-N50 assemblies take a bit-identical path. The residual +0.20 drift at N50 5 kb comes from contigs with 0–1 placeable anchors (~1.3 Mb on the Sakai ladder), which carry no positional evidence; rescuing them would require guessing homology.</w:t>
       </w:r>
     </w:p>
-    <w:bookmarkEnd w:id="27"/>
-    <w:bookmarkStart w:id="28" w:name="database-scale-screen"/>
+    <w:bookmarkEnd w:id="28"/>
+    <w:bookmarkStart w:id="29" w:name="database-scale-screen"/>
     <w:p>
       <w:pPr>
         <w:pStyle w:val="Heading3"/>
@@ -2481,8 +4671,8 @@
         <w:t xml:space="preserve">command, so database output is byte-identical to pairwise output on the same pairs. Screen thresholds are panel-specific and exposed as flags.</w:t>
       </w:r>
     </w:p>
-    <w:bookmarkEnd w:id="28"/>
-    <w:bookmarkStart w:id="29" w:name="ridge-calibration-protocol"/>
+    <w:bookmarkEnd w:id="29"/>
+    <w:bookmarkStart w:id="30" w:name="ridge-calibration-protocol"/>
     <w:p>
       <w:pPr>
         <w:pStyle w:val="Heading3"/>
@@ -2647,8 +4837,8 @@
         <w:t xml:space="preserve">pairs rather than extrapolating.</w:t>
       </w:r>
     </w:p>
-    <w:bookmarkEnd w:id="29"/>
-    <w:bookmarkStart w:id="30" w:name="Xd3b37ce8f62a83dd9d52f682daa388ffbd3bd4e"/>
+    <w:bookmarkEnd w:id="30"/>
+    <w:bookmarkStart w:id="31" w:name="Xd3b37ce8f62a83dd9d52f682daa388ffbd3bd4e"/>
     <w:p>
       <w:pPr>
         <w:pStyle w:val="Heading3"/>
@@ -2665,8 +4855,8 @@
         <w:t xml:space="preserve">The mechanistic alternative to calibration was evaluated in full (prototype in Python against 19 exact-truth mosaic simulations, then the GTDB-ANIm matrix). The bias decomposes into an in-chain distribution-family term — asymptotic in-chain MAE 2.25 for gamma, 1.25 for a capped grid NPMLE, so a nonparametric fit fixes at most ~0.1–0.2 GTDB MAE — and a coverage term: the divergence of the unchained fraction is not identifiable from tag data, since the out-of-chain anchor residual is ≈ 0 within multi-match noise whether the unchained mass is saturated-divergent or accessory, and an oracle given the exact identity of the chained sample still errs by MAE 1.36 against whole-genome truth. No candidate (AF-weighted mixtures, discrete mixtures, ascertainment-aware tilts, capped NPMLE with and without LRT gating, model averaging) beats the gated baseline while holding all simulation gates. The raw estimator is therefore at its identifiability floor at 4-enzyme tag density; this analysis is why calibration, not a new likelihood, is the deployed correction layer.</w:t>
       </w:r>
     </w:p>
-    <w:bookmarkEnd w:id="30"/>
-    <w:bookmarkStart w:id="31" w:name="structural-variant-calling"/>
+    <w:bookmarkEnd w:id="31"/>
+    <w:bookmarkStart w:id="32" w:name="structural-variant-calling"/>
     <w:p>
       <w:pPr>
         <w:pStyle w:val="Heading3"/>
@@ -2713,8 +4903,8 @@
         <w:t xml:space="preserve">(default 1 kb), with a guard requiring that no third chain anchors inside the spanned reference interval (without it, a small relocated block sandwiched between collinear chains is misreported as a deletion sized by the reference jump — observed as spurious 42–961 kb calls before the guard); translocations are chains violating global reference order. Resolution is limited by tag spacing and by unphaseable repeats at junctions (observed endpoint offset ≤ 5.5 kb on the 779 kb W3110 inversion); events whose flanking chains have &lt; 4 anchors are not called, and equal-length homologous replacements that keep tags phased are invisible by design. Validation against dnadiff used span-based one-to-many matching because dnadiff fragments large accessory regions into many small events while Syn2bANI calls each junction once.</w:t>
       </w:r>
     </w:p>
-    <w:bookmarkEnd w:id="31"/>
-    <w:bookmarkStart w:id="32" w:name="simulation-framework-with-exact-truth"/>
+    <w:bookmarkEnd w:id="32"/>
+    <w:bookmarkStart w:id="33" w:name="simulation-framework-with-exact-truth"/>
     <w:p>
       <w:pPr>
         <w:pStyle w:val="Heading3"/>
@@ -2744,8 +4934,8 @@
         <w:t xml:space="preserve">K-12 MG1655, ENA U00096.3, 4,641,652 bp) by applying a counted number of substitutions, so true ANI = 1 − n_subs/L exactly. Families: an ANI ladder (12 levels, 85–99.9%, each with a 400 kb inversion, with and without ~46 deletions of 200–2,000 bp); an indel sweep (true ANI 95.000; 0–4 deletions/100 kb); fragmentation (20–201 contigs, no sequence lost, ~50% reverse-complemented, order shuffled); accessory confounds (core ANI 95.000; 0–50% of the genome replaced by composition-preserving shuffled blocks, plus a block-count control at fixed total fraction); mosaic/rate-heterogeneity cases (per-block rates ~ Gamma(α, α), α = 0.5/1/2, mean ANI 90–98, plus deliberately misspecified bimodal cases); and GC coverage (ladders on five real template genomes, GC 27.2–72.1%). Deletions do not change true ANI (counted substitutions over reference length), so the deleted fraction doubles as AF ground truth. Substitutions are uniform over the three alternative bases with no GC-biased mutation model, transition/transversion ratio, codon structure, or selection — a deliberate simplification justified by the finding that GC does not explain the real-data degradation and that site turnover emerges from uniform substitution on a real genome without any special mechanism. Enzyme digestion is never simulated; the released binary extracts tags itself.</w:t>
       </w:r>
     </w:p>
-    <w:bookmarkEnd w:id="32"/>
-    <w:bookmarkStart w:id="33" w:name="benchmark-datasets-truth-and-tools"/>
+    <w:bookmarkEnd w:id="33"/>
+    <w:bookmarkStart w:id="34" w:name="benchmark-datasets-truth-and-tools"/>
     <w:p>
       <w:pPr>
         <w:pStyle w:val="Heading3"/>
@@ -2759,7 +4949,25 @@
         <w:pStyle w:val="FirstParagraph"/>
       </w:pPr>
       <w:r>
-        <w:t xml:space="preserve">All datasets used in this study, their composition, ground truth, and the analyses they support are summarized in Table 3; the generation framework for the simulated families is Methods 4.9.</w:t>
+        <w:t xml:space="preserve">All datasets, their ground truth, and the analyses they support are summarized in Table 3. The simulation-generation framework is described in Methods 4.9.</w:t>
+      </w:r>
+    </w:p>
+    <w:p>
+      <w:pPr>
+        <w:pStyle w:val="BodyText"/>
+      </w:pPr>
+      <w:r>
+        <w:rPr>
+          <w:b/>
+          <w:bCs/>
+        </w:rPr>
+        <w:t xml:space="preserve">Sampling frame.</w:t>
+      </w:r>
+      <w:r>
+        <w:t xml:space="preserve"> </w:t>
+      </w:r>
+      <w:r>
+        <w:t xml:space="preserve">GTDB release R207 [11,12] is the primary sampling frame for the real-genome benchmarks; all GTDB-R207 comparisons use dnadiff/ANIm (MUMmer 3.23, 1-to-1) as truth. CAMI2 (strain-madness and marine short-read campaigns, with source genomes and per-read ground truth) is the sampling frame for the MAG benchmark.</w:t>
       </w:r>
     </w:p>
     <w:p>
@@ -2929,45 +5137,57 @@
           <w:b/>
           <w:bCs/>
         </w:rPr>
-        <w:t xml:space="preserve">Real-genome datasets. (1) GTDB-ANIm benchmark.</w:t>
-      </w:r>
-      <w:r>
-        <w:t xml:space="preserve"> </w:t>
-      </w:r>
-      <w:r>
-        <w:t xml:space="preserve">2,074 genome pairs from GTDB release R207 representatives [11,12], stratified across ANI bands and phyla (band sizes 475/837/690/72 for 80–85/85–90/90–95/95–99); truth is ANIm computed as dnadiff (MUMmer 3.23) 1-to-1.</w:t>
-      </w:r>
-      <w:r>
-        <w:t xml:space="preserve"> </w:t>
-      </w:r>
-      <w:r>
-        <w:rPr>
-          <w:b/>
-          <w:bCs/>
-        </w:rPr>
-        <w:t xml:space="preserve">(2) 95–99.5% ANIm expansion.</w:t>
-      </w:r>
-      <w:r>
-        <w:t xml:space="preserve"> </w:t>
-      </w:r>
-      <w:r>
-        <w:t xml:space="preserve">These 467 pairs (607 species, 26 phyla, no overlap with the benchmark set) were selected by screening all 2.26 M same-genus pairs with skani and running dnadiff on 650 candidates; together with the benchmark set they form the 2,520-pair calibration training matrix.</w:t>
-      </w:r>
-      <w:r>
-        <w:t xml:space="preserve"> </w:t>
-      </w:r>
-      <w:r>
-        <w:rPr>
-          <w:b/>
-          <w:bCs/>
-        </w:rPr>
-        <w:t xml:space="preserve">(3) GTDB scale set.</w:t>
-      </w:r>
-      <w:r>
-        <w:t xml:space="preserve"> </w:t>
-      </w:r>
-      <w:r>
-        <w:t xml:space="preserve">45,000 pairs sampled from GTDB-R207 metadata with stratification by taxonomic level (intra-species / intra-genus / intra-family / random;</w:t>
+        <w:t xml:space="preserve">GTDB-R207 benchmark series.</w:t>
+      </w:r>
+      <w:r>
+        <w:t xml:space="preserve"> </w:t>
+      </w:r>
+      <w:r>
+        <w:t xml:space="preserve">These datasets form a single coherent evaluation built from GTDB-R207. They are disjoint at the genome level wherever independence is required.</w:t>
+      </w:r>
+      <w:r>
+        <w:t xml:space="preserve"> </w:t>
+      </w:r>
+      <w:r>
+        <w:t xml:space="preserve">-</w:t>
+      </w:r>
+      <w:r>
+        <w:t xml:space="preserve"> </w:t>
+      </w:r>
+      <w:r>
+        <w:rPr>
+          <w:b/>
+          <w:bCs/>
+        </w:rPr>
+        <w:t xml:space="preserve">Calibration/training set (v5).</w:t>
+      </w:r>
+      <w:r>
+        <w:t xml:space="preserve"> </w:t>
+      </w:r>
+      <w:r>
+        <w:t xml:space="preserve">2,520 pairs (80–99.5% ANIm) used to train the ridge calibration. This combines 2,074 representative pairs stratified across 80–85/85–90/90–95/95–99 bands and phyla, with 467 targeted 95–99.5% pairs selected by screening all 2.26 M same-genus representative pairs with skani and running dnadiff on 650 candidates (607 species, 26 phyla).</w:t>
+      </w:r>
+      <w:r>
+        <w:t xml:space="preserve"> </w:t>
+      </w:r>
+      <w:r>
+        <w:t xml:space="preserve">-</w:t>
+      </w:r>
+      <w:r>
+        <w:t xml:space="preserve"> </w:t>
+      </w:r>
+      <w:r>
+        <w:rPr>
+          <w:b/>
+          <w:bCs/>
+        </w:rPr>
+        <w:t xml:space="preserve">Large-scale FastANI comparison set.</w:t>
+      </w:r>
+      <w:r>
+        <w:t xml:space="preserve"> </w:t>
+      </w:r>
+      <w:r>
+        <w:t xml:space="preserve">45,000 representative pairs sampled across taxonomic levels (intra-species / intra-genus / intra-family / random;</w:t>
       </w:r>
       <w:r>
         <w:t xml:space="preserve"> </w:t>
@@ -2979,17 +5199,119 @@
         <w:t xml:space="preserve">scripts/sample_gtdb_pairs.py</w:t>
       </w:r>
       <w:r>
-        <w:t xml:space="preserve">, seed-fixed); used for the large-scale FastANI comparison, of which FastANI reports 672 pairs.</w:t>
-      </w:r>
-      <w:r>
-        <w:t xml:space="preserve"> </w:t>
-      </w:r>
-      <w:r>
-        <w:rPr>
-          <w:b/>
-          <w:bCs/>
-        </w:rPr>
-        <w:t xml:space="preserve">(4) Mid-ANI set.</w:t>
+        <w:t xml:space="preserve">, seed-fixed). FastANI reports 672 of these pairs and they provide the large-scale comparison in Fig. 6.</w:t>
+      </w:r>
+      <w:r>
+        <w:t xml:space="preserve"> </w:t>
+      </w:r>
+      <w:r>
+        <w:t xml:space="preserve">-</w:t>
+      </w:r>
+      <w:r>
+        <w:t xml:space="preserve"> </w:t>
+      </w:r>
+      <w:r>
+        <w:rPr>
+          <w:b/>
+          <w:bCs/>
+        </w:rPr>
+        <w:t xml:space="preserve">Strict held-out benchmark.</w:t>
+      </w:r>
+      <w:r>
+        <w:t xml:space="preserve"> </w:t>
+      </w:r>
+      <w:r>
+        <w:t xml:space="preserve">43,334 same-genus representative pairs sampled from the 628,617 non-self GTDB-R207 representative pairs passing a skani pre-screen (AF ≥ 15%), stratified into bands 80–85 / 85–90 / 90–95 / 95–100% (12,172 / 16,000 / 14,758 / 404 pairs; 24,831 genomes, 74 phyla;</w:t>
+      </w:r>
+      <w:r>
+        <w:t xml:space="preserve"> </w:t>
+      </w:r>
+      <w:r>
+        <w:rPr>
+          <w:rStyle w:val="VerbatimChar"/>
+        </w:rPr>
+        <w:t xml:space="preserve">scripts/gtdb50k/</w:t>
+      </w:r>
+      <w:r>
+        <w:t xml:space="preserve">). Every genome in the v5 calibration set was excluded in both directions, making this a strict holdout for the gate, flag, and calibration; dnadiff/ANIm truth was computed for all pairs.</w:t>
+      </w:r>
+      <w:r>
+        <w:t xml:space="preserve"> </w:t>
+      </w:r>
+      <w:r>
+        <w:t xml:space="preserve">-</w:t>
+      </w:r>
+      <w:r>
+        <w:t xml:space="preserve"> </w:t>
+      </w:r>
+      <w:r>
+        <w:rPr>
+          <w:b/>
+          <w:bCs/>
+        </w:rPr>
+        <w:t xml:space="preserve">High-ANI test set.</w:t>
+      </w:r>
+      <w:r>
+        <w:t xml:space="preserve"> </w:t>
+      </w:r>
+      <w:r>
+        <w:t xml:space="preserve">727 test pairs sampled from non-representative GTDB-R207 genomes (95–97%, n = 95; 97–100%, n = 632), excluding genomes in the v5 calibration set or the 43,334 held-out set in either direction. These add dense coverage of the 95–100% regime that the held-out representative set lacks.</w:t>
+      </w:r>
+      <w:r>
+        <w:t xml:space="preserve"> </w:t>
+      </w:r>
+      <w:r>
+        <w:t xml:space="preserve">-</w:t>
+      </w:r>
+      <w:r>
+        <w:t xml:space="preserve"> </w:t>
+      </w:r>
+      <w:r>
+        <w:rPr>
+          <w:b/>
+          <w:bCs/>
+        </w:rPr>
+        <w:t xml:space="preserve">Unified 80–100% benchmark.</w:t>
+      </w:r>
+      <w:r>
+        <w:t xml:space="preserve"> </w:t>
+      </w:r>
+      <w:r>
+        <w:t xml:space="preserve">The 43,334 held-out pairs combined with the 727 high-ANI test pairs (44,061 total), used to evaluate the hybrid estimator (Supplementary Fig. S3).</w:t>
+      </w:r>
+    </w:p>
+    <w:p>
+      <w:pPr>
+        <w:pStyle w:val="BodyText"/>
+      </w:pPr>
+      <w:r>
+        <w:rPr>
+          <w:b/>
+          <w:bCs/>
+        </w:rPr>
+        <w:t xml:space="preserve">External validation sets.</w:t>
+      </w:r>
+      <w:r>
+        <w:t xml:space="preserve"> </w:t>
+      </w:r>
+      <w:r>
+        <w:t xml:space="preserve">Independent of the GTDB-R207 series.</w:t>
+      </w:r>
+      <w:r>
+        <w:t xml:space="preserve"> </w:t>
+      </w:r>
+      <w:r>
+        <w:t xml:space="preserve">-</w:t>
+      </w:r>
+      <w:r>
+        <w:t xml:space="preserve"> </w:t>
+      </w:r>
+      <w:r>
+        <w:rPr>
+          <w:b/>
+          <w:bCs/>
+        </w:rPr>
+        <w:t xml:space="preserve">Mid-ANI set.</w:t>
       </w:r>
       <w:r>
         <w:t xml:space="preserve"> </w:t>
@@ -3002,10 +5324,13 @@
           <w:i/>
           <w:iCs/>
         </w:rPr>
-        <w:t xml:space="preserve">B. longum × B. breve</w:t>
-      </w:r>
-      <w:r>
-        <w:t xml:space="preserve">,</w:t>
+        <w:t xml:space="preserve">Bifidobacterium longum</w:t>
+      </w:r>
+      <w:r>
+        <w:t xml:space="preserve"> </w:t>
+      </w:r>
+      <w:r>
+        <w:t xml:space="preserve">×</w:t>
       </w:r>
       <w:r>
         <w:t xml:space="preserve"> </w:t>
@@ -3015,36 +5340,26 @@
           <w:i/>
           <w:iCs/>
         </w:rPr>
-        <w:t xml:space="preserve">V. parvula × V. dispar</w:t>
-      </w:r>
-      <w:r>
-        <w:t xml:space="preserve">), ANIm truth 87.6–90.2%; ANIm alignment coverage is only 46–72% of these genomes.</w:t>
-      </w:r>
-      <w:r>
-        <w:t xml:space="preserve"> </w:t>
-      </w:r>
-      <w:r>
-        <w:rPr>
-          <w:b/>
-          <w:bCs/>
-        </w:rPr>
-        <w:t xml:space="preserve">(5) Oral/gut set.</w:t>
-      </w:r>
-      <w:r>
-        <w:t xml:space="preserve"> </w:t>
-      </w:r>
-      <w:r>
-        <w:t xml:space="preserve">50 isolate genomes from 10 species — 5 oral (</w:t>
+        <w:t xml:space="preserve">B. breve</w:t>
+      </w:r>
+      <w:r>
+        <w:t xml:space="preserve">,</w:t>
+      </w:r>
+      <w:r>
+        <w:t xml:space="preserve"> </w:t>
       </w:r>
       <w:r>
         <w:rPr>
           <w:i/>
           <w:iCs/>
         </w:rPr>
-        <w:t xml:space="preserve">A. actinomycetemcomitans</w:t>
-      </w:r>
-      <w:r>
-        <w:t xml:space="preserve">,</w:t>
+        <w:t xml:space="preserve">Veillonella parvula</w:t>
+      </w:r>
+      <w:r>
+        <w:t xml:space="preserve"> </w:t>
+      </w:r>
+      <w:r>
+        <w:t xml:space="preserve">×</w:t>
       </w:r>
       <w:r>
         <w:t xml:space="preserve"> </w:t>
@@ -3054,20 +5369,39 @@
           <w:i/>
           <w:iCs/>
         </w:rPr>
-        <w:t xml:space="preserve">F. nucleatum</w:t>
-      </w:r>
-      <w:r>
-        <w:t xml:space="preserve">,</w:t>
-      </w:r>
-      <w:r>
-        <w:t xml:space="preserve"> </w:t>
+        <w:t xml:space="preserve">V. dispar</w:t>
+      </w:r>
+      <w:r>
+        <w:t xml:space="preserve">), ANIm truth 87.6–90.2%; ANIm alignment coverage is only 46–72% of these genomes.</w:t>
+      </w:r>
+      <w:r>
+        <w:t xml:space="preserve"> </w:t>
+      </w:r>
+      <w:r>
+        <w:t xml:space="preserve">-</w:t>
+      </w:r>
+      <w:r>
+        <w:t xml:space="preserve"> </w:t>
+      </w:r>
+      <w:r>
+        <w:rPr>
+          <w:b/>
+          <w:bCs/>
+        </w:rPr>
+        <w:t xml:space="preserve">Oral/gut set.</w:t>
+      </w:r>
+      <w:r>
+        <w:t xml:space="preserve"> </w:t>
+      </w:r>
+      <w:r>
+        <w:t xml:space="preserve">50 isolate genomes from 10 species — 5 oral (</w:t>
       </w:r>
       <w:r>
         <w:rPr>
           <w:i/>
           <w:iCs/>
         </w:rPr>
-        <w:t xml:space="preserve">P. gingivalis</w:t>
+        <w:t xml:space="preserve">Aggregatibacter actinomycetemcomitans</w:t>
       </w:r>
       <w:r>
         <w:t xml:space="preserve">,</w:t>
@@ -3080,7 +5414,7 @@
           <w:i/>
           <w:iCs/>
         </w:rPr>
-        <w:t xml:space="preserve">S. mutans</w:t>
+        <w:t xml:space="preserve">Fusobacterium nucleatum</w:t>
       </w:r>
       <w:r>
         <w:t xml:space="preserve">,</w:t>
@@ -3093,17 +5427,20 @@
           <w:i/>
           <w:iCs/>
         </w:rPr>
-        <w:t xml:space="preserve">S. sanguinis</w:t>
-      </w:r>
-      <w:r>
-        <w:t xml:space="preserve">) and 5 gut (</w:t>
+        <w:t xml:space="preserve">Porphyromonas gingivalis</w:t>
+      </w:r>
+      <w:r>
+        <w:t xml:space="preserve">,</w:t>
+      </w:r>
+      <w:r>
+        <w:t xml:space="preserve"> </w:t>
       </w:r>
       <w:r>
         <w:rPr>
           <w:i/>
           <w:iCs/>
         </w:rPr>
-        <w:t xml:space="preserve">A. muciniphila</w:t>
+        <w:t xml:space="preserve">Streptococcus mutans</w:t>
       </w:r>
       <w:r>
         <w:t xml:space="preserve">,</w:t>
@@ -3116,20 +5453,17 @@
           <w:i/>
           <w:iCs/>
         </w:rPr>
-        <w:t xml:space="preserve">B. fragilis</w:t>
-      </w:r>
-      <w:r>
-        <w:t xml:space="preserve">,</w:t>
-      </w:r>
-      <w:r>
-        <w:t xml:space="preserve"> </w:t>
+        <w:t xml:space="preserve">S. sanguinis</w:t>
+      </w:r>
+      <w:r>
+        <w:t xml:space="preserve">) and 5 gut (</w:t>
       </w:r>
       <w:r>
         <w:rPr>
           <w:i/>
           <w:iCs/>
         </w:rPr>
-        <w:t xml:space="preserve">B. longum</w:t>
+        <w:t xml:space="preserve">Akkermansia muciniphila</w:t>
       </w:r>
       <w:r>
         <w:t xml:space="preserve">,</w:t>
@@ -3142,7 +5476,7 @@
           <w:i/>
           <w:iCs/>
         </w:rPr>
-        <w:t xml:space="preserve">F. prausnitzii</w:t>
+        <w:t xml:space="preserve">Bacteroides fragilis</w:t>
       </w:r>
       <w:r>
         <w:t xml:space="preserve">,</w:t>
@@ -3155,42 +5489,10 @@
           <w:i/>
           <w:iCs/>
         </w:rPr>
-        <w:t xml:space="preserve">R. intestinalis</w:t>
-      </w:r>
-      <w:r>
-        <w:t xml:space="preserve">), 5 genomes per species — compared all-vs-all (1,225 pairs); the 100 same-species pairs serve as the external near-clonal benchmark against FastANI and skani, and 1,100 cross-species pairs probe the below-detection regime.</w:t>
-      </w:r>
-      <w:r>
-        <w:t xml:space="preserve"> </w:t>
-      </w:r>
-      <w:r>
-        <w:rPr>
-          <w:b/>
-          <w:bCs/>
-        </w:rPr>
-        <w:t xml:space="preserve">(6) Enterobacteriaceae completes.</w:t>
-      </w:r>
-      <w:r>
-        <w:t xml:space="preserve"> </w:t>
-      </w:r>
-      <w:r>
-        <w:t xml:space="preserve">13 chromosomes vs K-12 MG1655, spanning ANI ~81–99.99; three pairs (MG1655/W3110, MG1655/O157:H7 Sakai, Typhi CT18/Typhimurium LT2) double as the structural-variation validation set with dnadiff structural truth.</w:t>
-      </w:r>
-      <w:r>
-        <w:t xml:space="preserve"> </w:t>
-      </w:r>
-      <w:r>
-        <w:rPr>
-          <w:b/>
-          <w:bCs/>
-        </w:rPr>
-        <w:t xml:space="preserve">(7) Real drafts.</w:t>
-      </w:r>
-      <w:r>
-        <w:t xml:space="preserve"> </w:t>
-      </w:r>
-      <w:r>
-        <w:t xml:space="preserve">8</w:t>
+        <w:t xml:space="preserve">B. longum</w:t>
+      </w:r>
+      <w:r>
+        <w:t xml:space="preserve">,</w:t>
       </w:r>
       <w:r>
         <w:t xml:space="preserve"> </w:t>
@@ -3200,35 +5502,174 @@
           <w:i/>
           <w:iCs/>
         </w:rPr>
+        <w:t xml:space="preserve">Faecalibacterium prausnitzii</w:t>
+      </w:r>
+      <w:r>
+        <w:t xml:space="preserve">,</w:t>
+      </w:r>
+      <w:r>
+        <w:t xml:space="preserve"> </w:t>
+      </w:r>
+      <w:r>
+        <w:rPr>
+          <w:i/>
+          <w:iCs/>
+        </w:rPr>
+        <w:t xml:space="preserve">Ruminococcus intestinalis</w:t>
+      </w:r>
+      <w:r>
+        <w:t xml:space="preserve">), 5 genomes per species — compared all-vs-all (1,225 pairs). The 100 same-species pairs serve as the external near-clonal benchmark against FastANI and skani; 1,100 cross-species pairs probe the below-detection regime.</w:t>
+      </w:r>
+    </w:p>
+    <w:p>
+      <w:pPr>
+        <w:pStyle w:val="BodyText"/>
+      </w:pPr>
+      <w:r>
+        <w:rPr>
+          <w:b/>
+          <w:bCs/>
+        </w:rPr>
+        <w:t xml:space="preserve">Structural-variation and MAG validation.</w:t>
+      </w:r>
+      <w:r>
+        <w:t xml:space="preserve"> </w:t>
+      </w:r>
+      <w:r>
+        <w:t xml:space="preserve">-</w:t>
+      </w:r>
+      <w:r>
+        <w:t xml:space="preserve"> </w:t>
+      </w:r>
+      <w:r>
+        <w:rPr>
+          <w:b/>
+          <w:bCs/>
+        </w:rPr>
+        <w:t xml:space="preserve">Enterobacteriaceae completes.</w:t>
+      </w:r>
+      <w:r>
+        <w:t xml:space="preserve"> </w:t>
+      </w:r>
+      <w:r>
+        <w:t xml:space="preserve">13 finished chromosomes versus</w:t>
+      </w:r>
+      <w:r>
+        <w:t xml:space="preserve"> </w:t>
+      </w:r>
+      <w:r>
+        <w:rPr>
+          <w:i/>
+          <w:iCs/>
+        </w:rPr>
         <w:t xml:space="preserve">E. coli</w:t>
       </w:r>
       <w:r>
         <w:t xml:space="preserve"> </w:t>
       </w:r>
       <w:r>
+        <w:t xml:space="preserve">K-12 MG1655, spanning ANI ~81–99.99%. Three pairs (MG1655/W3110, MG1655/O157:H7 Sakai,</w:t>
+      </w:r>
+      <w:r>
+        <w:t xml:space="preserve"> </w:t>
+      </w:r>
+      <w:r>
+        <w:rPr>
+          <w:i/>
+          <w:iCs/>
+        </w:rPr>
+        <w:t xml:space="preserve">Salmonella</w:t>
+      </w:r>
+      <w:r>
+        <w:t xml:space="preserve"> </w:t>
+      </w:r>
+      <w:r>
+        <w:t xml:space="preserve">Typhi CT18 /</w:t>
+      </w:r>
+      <w:r>
+        <w:t xml:space="preserve"> </w:t>
+      </w:r>
+      <w:r>
+        <w:rPr>
+          <w:i/>
+          <w:iCs/>
+        </w:rPr>
+        <w:t xml:space="preserve">S.</w:t>
+      </w:r>
+      <w:r>
+        <w:t xml:space="preserve"> </w:t>
+      </w:r>
+      <w:r>
+        <w:t xml:space="preserve">Typhimurium LT2) double as the structural-variation validation set with dnadiff structural truth.</w:t>
+      </w:r>
+      <w:r>
+        <w:t xml:space="preserve"> </w:t>
+      </w:r>
+      <w:r>
+        <w:t xml:space="preserve">-</w:t>
+      </w:r>
+      <w:r>
+        <w:t xml:space="preserve"> </w:t>
+      </w:r>
+      <w:r>
+        <w:rPr>
+          <w:b/>
+          <w:bCs/>
+        </w:rPr>
+        <w:t xml:space="preserve">Real draft assemblies.</w:t>
+      </w:r>
+      <w:r>
+        <w:t xml:space="preserve"> </w:t>
+      </w:r>
+      <w:r>
+        <w:t xml:space="preserve">8</w:t>
+      </w:r>
+      <w:r>
+        <w:t xml:space="preserve"> </w:t>
+      </w:r>
+      <w:r>
+        <w:rPr>
+          <w:i/>
+          <w:iCs/>
+        </w:rPr>
+        <w:t xml:space="preserve">E. coli</w:t>
+      </w:r>
+      <w:r>
+        <w:t xml:space="preserve"> </w:t>
+      </w:r>
+      <w:r>
         <w:t xml:space="preserve">assemblies from ENA (GCA_001283865, GCA_001077875, GCA_001284645, GCA_001283245, GCA_001283605, GCA_001284145, GCA_001283205, GCA_001075925; 88–8,025 contigs), including reverse-complement self-controls.</w:t>
       </w:r>
       <w:r>
         <w:t xml:space="preserve"> </w:t>
       </w:r>
       <w:r>
-        <w:rPr>
-          <w:b/>
-          <w:bCs/>
-        </w:rPr>
-        <w:t xml:space="preserve">(8) CAMI2 MAG benchmark.</w:t>
-      </w:r>
-      <w:r>
-        <w:t xml:space="preserve"> </w:t>
-      </w:r>
-      <w:r>
-        <w:t xml:space="preserve">35 short-read samples (25 strain-madness, 10 marine) were assembled with MEGAHIT, binned with MetaBAT2, and quality-scored with CheckM2; 695 bins ≥ 100 kbp were retained (HQ 200 / MQ 210 / LQ 285). Contigs were assigned to CAMI2 source genomes by exact k-mer membership against the ground-truth genome set; each bin was classified clean (single source), strain-mixed (multiple strains, one species), or cross-species (≥ 2 species), and paired with the source genome contributing the most assigned bases (</w:t>
+        <w:t xml:space="preserve">-</w:t>
+      </w:r>
+      <w:r>
+        <w:t xml:space="preserve"> </w:t>
+      </w:r>
+      <w:r>
+        <w:rPr>
+          <w:b/>
+          <w:bCs/>
+        </w:rPr>
+        <w:t xml:space="preserve">CAMI2 MAG benchmark.</w:t>
+      </w:r>
+      <w:r>
+        <w:t xml:space="preserve"> </w:t>
+      </w:r>
+      <w:r>
+        <w:t xml:space="preserve">35 short-read samples (25 strain-madness, 10 marine) assembled with MEGAHIT, binned with MetaBAT2, and quality-scored with CheckM2; 695 bins ≥ 100 kbp were retained (HQ 200 / MQ 210 / LQ 285). Contigs were assigned to CAMI2 source genomes by exact k-mer membership; each bin was classified clean, strain-mixed, or cross-species, and paired with its dominant source genome (</w:t>
       </w:r>
       <w:r>
         <w:t xml:space="preserve">“anchor”</w:t>
       </w:r>
       <w:r>
-        <w:t xml:space="preserve">). Each tool estimated ANI of the bin against the anchor reference; dnadiff (MUMmer 3.23) on the same pair provided ANIm truth, requiring FASTA inputs free of embedded whitespace (headers truncated at the first space, sequence whitespace stripped). Pipeline scripts, per-pair outputs, and the contamination audit are released (</w:t>
+        <w:t xml:space="preserve">). Each tool estimated ANI of the bin against the anchor reference; dnadiff/ANIm provided truth. Pipeline scripts and per-pair outputs are in</w:t>
+      </w:r>
+      <w:r>
+        <w:t xml:space="preserve"> </w:t>
       </w:r>
       <w:r>
         <w:rPr>
@@ -3237,55 +5678,180 @@
         <w:t xml:space="preserve">results/mag_validation/</w:t>
       </w:r>
       <w:r>
+        <w:t xml:space="preserve">.</w:t>
+      </w:r>
+      <w:r>
+        <w:t xml:space="preserve"> </w:t>
+      </w:r>
+      <w:r>
+        <w:t xml:space="preserve">-</w:t>
+      </w:r>
+      <w:r>
+        <w:t xml:space="preserve"> </w:t>
+      </w:r>
+      <w:r>
+        <w:rPr>
+          <w:b/>
+          <w:bCs/>
+        </w:rPr>
+        <w:t xml:space="preserve">Syntracker validation isolates.</w:t>
+      </w:r>
+      <w:r>
+        <w:t xml:space="preserve"> </w:t>
+      </w:r>
+      <w:r>
+        <w:t xml:space="preserve">Four published isolate collections were used to test whether high ANI guarantees conserved genome architecture:</w:t>
+      </w:r>
+      <w:r>
+        <w:t xml:space="preserve"> </w:t>
+      </w:r>
+      <w:r>
+        <w:rPr>
+          <w:i/>
+          <w:iCs/>
+        </w:rPr>
+        <w:t xml:space="preserve">Escherichia coli</w:t>
+      </w:r>
+      <w:r>
+        <w:t xml:space="preserve"> </w:t>
+      </w:r>
+      <w:r>
+        <w:t xml:space="preserve">hypermutator (23 isolates, 253 pairs),</w:t>
+      </w:r>
+      <w:r>
+        <w:t xml:space="preserve"> </w:t>
+      </w:r>
+      <w:r>
+        <w:rPr>
+          <w:i/>
+          <w:iCs/>
+        </w:rPr>
+        <w:t xml:space="preserve">Helicobacter pylori</w:t>
+      </w:r>
+      <w:r>
+        <w:t xml:space="preserve"> </w:t>
+      </w:r>
+      <w:r>
+        <w:t xml:space="preserve">(77 isolates, 2,926 pairs),</w:t>
+      </w:r>
+      <w:r>
+        <w:t xml:space="preserve"> </w:t>
+      </w:r>
+      <w:r>
+        <w:rPr>
+          <w:i/>
+          <w:iCs/>
+        </w:rPr>
+        <w:t xml:space="preserve">Neisseria gonorrhoeae</w:t>
+      </w:r>
+      <w:r>
+        <w:t xml:space="preserve"> </w:t>
+      </w:r>
+      <w:r>
+        <w:t xml:space="preserve">(66 pairs), and</w:t>
+      </w:r>
+      <w:r>
+        <w:t xml:space="preserve"> </w:t>
+      </w:r>
+      <w:r>
+        <w:rPr>
+          <w:i/>
+          <w:iCs/>
+        </w:rPr>
+        <w:t xml:space="preserve">Streptomyces rimosus</w:t>
+      </w:r>
+      <w:r>
+        <w:t xml:space="preserve"> </w:t>
+      </w:r>
+      <w:r>
+        <w:t xml:space="preserve">(190 pairs). SRA accessions and references are in</w:t>
+      </w:r>
+      <w:r>
+        <w:t xml:space="preserve"> </w:t>
+      </w:r>
+      <w:r>
+        <w:rPr>
+          <w:rStyle w:val="VerbatimChar"/>
+        </w:rPr>
+        <w:t xml:space="preserve">data/syntracker/</w:t>
+      </w:r>
+      <w:r>
+        <w:t xml:space="preserve">; all isolates were compared all-vs-all with</w:t>
+      </w:r>
+      <w:r>
+        <w:t xml:space="preserve"> </w:t>
+      </w:r>
+      <w:r>
+        <w:rPr>
+          <w:rStyle w:val="VerbatimChar"/>
+        </w:rPr>
+        <w:t xml:space="preserve">syn2bani ani</w:t>
+      </w:r>
+      <w:r>
+        <w:t xml:space="preserve">, and</w:t>
+      </w:r>
+      <w:r>
+        <w:t xml:space="preserve"> </w:t>
+      </w:r>
+      <w:r>
+        <w:rPr>
+          <w:rStyle w:val="VerbatimChar"/>
+        </w:rPr>
+        <w:t xml:space="preserve">synteny_score</w:t>
+      </w:r>
+      <w:r>
+        <w:t xml:space="preserve"> </w:t>
+      </w:r>
+      <w:r>
+        <w:t xml:space="preserve">and</w:t>
+      </w:r>
+      <w:r>
+        <w:t xml:space="preserve"> </w:t>
+      </w:r>
+      <w:r>
+        <w:rPr>
+          <w:rStyle w:val="VerbatimChar"/>
+        </w:rPr>
+        <w:t xml:space="preserve">breakpoint_count</w:t>
+      </w:r>
+      <w:r>
+        <w:t xml:space="preserve"> </w:t>
+      </w:r>
+      <w:r>
+        <w:t xml:space="preserve">were taken from the same pass. Top-discordant cases were re-analyzed with</w:t>
+      </w:r>
+      <w:r>
+        <w:t xml:space="preserve"> </w:t>
+      </w:r>
+      <w:r>
+        <w:rPr>
+          <w:rStyle w:val="VerbatimChar"/>
+        </w:rPr>
+        <w:t xml:space="preserve">syn2bani struct</w:t>
+      </w:r>
+      <w:r>
+        <w:t xml:space="preserve"> </w:t>
+      </w:r>
+      <w:r>
+        <w:t xml:space="preserve">(Fig. 11, Fig. 12;</w:t>
+      </w:r>
+      <w:r>
+        <w:t xml:space="preserve"> </w:t>
+      </w:r>
+      <w:r>
+        <w:rPr>
+          <w:rStyle w:val="VerbatimChar"/>
+        </w:rPr>
+        <w:t xml:space="preserve">results/syntracker_validation/</w:t>
+      </w:r>
+      <w:r>
         <w:t xml:space="preserve">).</w:t>
       </w:r>
-      <w:r>
-        <w:t xml:space="preserve"> </w:t>
-      </w:r>
-      <w:r>
-        <w:rPr>
-          <w:b/>
-          <w:bCs/>
-        </w:rPr>
-        <w:t xml:space="preserve">(9) GTDB 50k held-out benchmark.</w:t>
-      </w:r>
-      <w:r>
-        <w:t xml:space="preserve"> </w:t>
-      </w:r>
-      <w:r>
-        <w:t xml:space="preserve">43,334 same-genus pairs sampled from the 628,617 non-self GTDB-R207 representative pairs that pass a skani pre-screen (AF ≥ 15%), stratified into bands 80–85 / 85–90 / 90–95 / 95–100% (12,172 / 16,000 / 14,758 / 404 pairs; 24,831 genomes, 74 phyla;</w:t>
-      </w:r>
-      <w:r>
-        <w:t xml:space="preserve"> </w:t>
-      </w:r>
-      <w:r>
-        <w:rPr>
-          <w:rStyle w:val="VerbatimChar"/>
-        </w:rPr>
-        <w:t xml:space="preserve">scripts/gtdb50k/</w:t>
-      </w:r>
-      <w:r>
-        <w:t xml:space="preserve">). Every genome appearing in the 2,520-pair calibration training matrix was excluded in both directions, making this a strictly held-out set for the gate, flag, and calibration; dnadiff/ANIm truth was computed for all 43,334 pairs on the HPC cluster.</w:t>
-      </w:r>
-      <w:r>
-        <w:t xml:space="preserve"> </w:t>
-      </w:r>
-      <w:r>
-        <w:rPr>
-          <w:b/>
-          <w:bCs/>
-        </w:rPr>
-        <w:t xml:space="preserve">Databases.</w:t>
-      </w:r>
-      <w:r>
-        <w:t xml:space="preserve"> </w:t>
-      </w:r>
-      <w:r>
-        <w:t xml:space="preserve">GTDB release R207 (bac120/ar53 metadata and representative genomes) [11,12] is the sampling frame for datasets (1)–(3) and (9) and the source of the nearest-representative references used in the MAG pipeline; CAMI2 (strain-madness and marine short-read campaigns, with source genomes and per-read ground truth) is the sampling frame for dataset (8).</w:t>
-      </w:r>
-      <w:r>
-        <w:t xml:space="preserve"> </w:t>
-      </w:r>
+    </w:p>
+    <w:p>
+      <w:pPr>
+        <w:pStyle w:val="BodyText"/>
+      </w:pPr>
       <w:r>
         <w:rPr>
           <w:b/>
@@ -3315,8 +5881,8 @@
         <w:t xml:space="preserve">time covers only 302/484 reported pairs (minimum-AF filter) and excludes sketching; we note this wherever the comparison appears.</w:t>
       </w:r>
     </w:p>
-    <w:bookmarkEnd w:id="33"/>
-    <w:bookmarkStart w:id="34" w:name="implementation"/>
+    <w:bookmarkEnd w:id="34"/>
+    <w:bookmarkStart w:id="35" w:name="implementation"/>
     <w:p>
       <w:pPr>
         <w:pStyle w:val="Heading3"/>
@@ -3445,9 +6011,9 @@
         </w:pict>
       </w:r>
     </w:p>
-    <w:bookmarkEnd w:id="34"/>
     <w:bookmarkEnd w:id="35"/>
-    <w:bookmarkStart w:id="36" w:name="figures"/>
+    <w:bookmarkEnd w:id="36"/>
+    <w:bookmarkStart w:id="37" w:name="figures"/>
     <w:p>
       <w:pPr>
         <w:pStyle w:val="Heading2"/>
@@ -3779,6 +6345,189 @@
       </w:r>
       <w:r>
         <w:t xml:space="preserve">). Thirty-five CAMI2 samples (25 strain-madness, 10 marine) assembled with MEGAHIT, binned with MetaBAT2, quality-scored with CheckM2; each bin ≥ 100 kbp is paired with its dominant source genome by contig assignment, and dnadiff provides ANIm truth on the bin against that reference. (a) Syn2bANI estimate vs ANIm truth, colored by contamination class (clean n = 305, strain-mixed 253, cross-species 137). (b) Absolute-error distributions: overall MAE syn2bani 0.163, skani 0.092, FastANI 0.203 (FastANI returns no estimate for 62 pairs); on cross-species bins syn2bani 0.326 vs FastANI 0.656. (c) Syn2bANI error by CheckM2 tier: HQ 0.041 (100% within 0.5), MQ 0.105, LQ 0.291; |error| vs contig N50 Spearman ρ = −0.68. Estimates are the raw gated output (no calibration); the ani_upper95 bound covers truth for 98.4% of pairs.</w:t>
+      </w:r>
+    </w:p>
+    <w:p>
+      <w:pPr>
+        <w:pStyle w:val="BodyText"/>
+      </w:pPr>
+      <w:r>
+        <w:rPr>
+          <w:b/>
+          <w:bCs/>
+        </w:rPr>
+        <w:t xml:space="preserve">Figure 11 — Near-clonal ANI masks extensive rearrangements</w:t>
+      </w:r>
+      <w:r>
+        <w:t xml:space="preserve"> </w:t>
+      </w:r>
+      <w:r>
+        <w:t xml:space="preserve">(</w:t>
+      </w:r>
+      <w:r>
+        <w:rPr>
+          <w:rStyle w:val="VerbatimChar"/>
+        </w:rPr>
+        <w:t xml:space="preserve">figures/syntracker_validation/syntracker_high_ani_low_synteny.png</w:t>
+      </w:r>
+      <w:r>
+        <w:t xml:space="preserve">). Left column: Syn2bANI ANI vs synteny score; right column: skani ANI vs the same synteny score. (a,b)</w:t>
+      </w:r>
+      <w:r>
+        <w:t xml:space="preserve"> </w:t>
+      </w:r>
+      <w:r>
+        <w:rPr>
+          <w:i/>
+          <w:iCs/>
+        </w:rPr>
+        <w:t xml:space="preserve">E. coli</w:t>
+      </w:r>
+      <w:r>
+        <w:t xml:space="preserve"> </w:t>
+      </w:r>
+      <w:r>
+        <w:t xml:space="preserve">hypermutator isolates from a mouse colonization time course (23 isolates, days 136–190); points are colored by the number of days between the two isolates. Both tools report ANI &gt;99.9% for every pair, yet synteny scores are 0.70–0.76 with 850–1,130 breakpoints in the original panel analysis. Highlighted examples re-analyzed with the current four-enzyme panel (</w:t>
+      </w:r>
+      <w:r>
+        <w:rPr>
+          <w:rStyle w:val="VerbatimChar"/>
+        </w:rPr>
+        <w:t xml:space="preserve">syn2bani struct</w:t>
+      </w:r>
+      <w:r>
+        <w:t xml:space="preserve">) include M1_d148_cloneCL1 vs M1_d190_cloneL1 (ANI 99.9999%, synteny 0.885, 770 breakpoints, 62 chains, 32 inversions, 29 translocations) and M1_d148_cloneCL1 vs M3_d190_clone15 (ANI 99.9995%, synteny 0.887, 749 breakpoints, 59 chains, 27 inversions, 31 translocations). (c,d)</w:t>
+      </w:r>
+      <w:r>
+        <w:t xml:space="preserve"> </w:t>
+      </w:r>
+      <w:r>
+        <w:rPr>
+          <w:i/>
+          <w:iCs/>
+        </w:rPr>
+        <w:t xml:space="preserve">Helicobacter pylori</w:t>
+      </w:r>
+      <w:r>
+        <w:t xml:space="preserve"> </w:t>
+      </w:r>
+      <w:r>
+        <w:t xml:space="preserve">isolates from five human hosts; same-host pairs cluster at ANI &gt;99.9% in both tools, but the lowest-synteny cases show within-host structural divergence invisible to ANI. Re-analyzed examples: isolates 15 vs 16 from host 249 (ANI 99.9999%, synteny 0.928, 103 breakpoints, 33 chains, 14 inversions, 18 translocations) and isolates 1 vs 10 (ANI 99.9999%, synteny 0.953, 68 breakpoints, 36 chains, 17 inversions, 18 translocations). Two additional isolate collections —</w:t>
+      </w:r>
+      <w:r>
+        <w:t xml:space="preserve"> </w:t>
+      </w:r>
+      <w:r>
+        <w:rPr>
+          <w:i/>
+          <w:iCs/>
+        </w:rPr>
+        <w:t xml:space="preserve">Neisseria gonorrhoeae</w:t>
+      </w:r>
+      <w:r>
+        <w:t xml:space="preserve"> </w:t>
+      </w:r>
+      <w:r>
+        <w:t xml:space="preserve">and</w:t>
+      </w:r>
+      <w:r>
+        <w:t xml:space="preserve"> </w:t>
+      </w:r>
+      <w:r>
+        <w:rPr>
+          <w:i/>
+          <w:iCs/>
+        </w:rPr>
+        <w:t xml:space="preserve">Streptomyces rimosus</w:t>
+      </w:r>
+      <w:r>
+        <w:t xml:space="preserve"> </w:t>
+      </w:r>
+      <w:r>
+        <w:t xml:space="preserve">— show the same decoupling and are shown in Supplementary Fig. S10. Spearman ρ between ANI and synteny score is ~0.06 in both datasets for both tools.</w:t>
+      </w:r>
+    </w:p>
+    <w:p>
+      <w:pPr>
+        <w:pStyle w:val="BodyText"/>
+      </w:pPr>
+      <w:r>
+        <w:rPr>
+          <w:b/>
+          <w:bCs/>
+        </w:rPr>
+        <w:t xml:space="preserve">Figure 12 — Database-scale ANI searches can return structurally divergent top hits</w:t>
+      </w:r>
+      <w:r>
+        <w:t xml:space="preserve"> </w:t>
+      </w:r>
+      <w:r>
+        <w:t xml:space="preserve">(</w:t>
+      </w:r>
+      <w:r>
+        <w:rPr>
+          <w:rStyle w:val="VerbatimChar"/>
+        </w:rPr>
+        <w:t xml:space="preserve">figures/gtdb50k/gtdb_discordant_high_ani.png</w:t>
+      </w:r>
+      <w:r>
+        <w:t xml:space="preserve">). (a) Syn2bANI ANI versus synteny score for 336 GTDB-R207 representative pairs with ANI ≥ 99.0% and aligned fraction ≥ 0.9 in both directions (i.e. pairs a genome search would report as near-clonal). Red points highlight the 20 most discordant pairs, structurally re-analyzed with</w:t>
+      </w:r>
+      <w:r>
+        <w:t xml:space="preserve"> </w:t>
+      </w:r>
+      <w:r>
+        <w:rPr>
+          <w:rStyle w:val="VerbatimChar"/>
+        </w:rPr>
+        <w:t xml:space="preserve">syn2bani struct</w:t>
+      </w:r>
+      <w:r>
+        <w:t xml:space="preserve">. (b) Structural-variant composition of the 10 most discordant pairs, with counts of inversions, translocations, and indels from the struct PAF chains. Extremes include two</w:t>
+      </w:r>
+      <w:r>
+        <w:t xml:space="preserve"> </w:t>
+      </w:r>
+      <w:r>
+        <w:rPr>
+          <w:i/>
+          <w:iCs/>
+        </w:rPr>
+        <w:t xml:space="preserve">Streptomyces</w:t>
+      </w:r>
+      <w:r>
+        <w:t xml:space="preserve"> </w:t>
+      </w:r>
+      <w:r>
+        <w:t xml:space="preserve">sp. isolates (ANI 99.9995%, 989 breakpoints, 243 inversions, 263 translocations) and two</w:t>
+      </w:r>
+      <w:r>
+        <w:t xml:space="preserve"> </w:t>
+      </w:r>
+      <w:r>
+        <w:rPr>
+          <w:i/>
+          <w:iCs/>
+        </w:rPr>
+        <w:t xml:space="preserve">Dickeya dianthicola</w:t>
+      </w:r>
+      <w:r>
+        <w:t xml:space="preserve"> </w:t>
+      </w:r>
+      <w:r>
+        <w:t xml:space="preserve">strains (ANI 99.9995%, 352 breakpoints, 104 inversions, 85 translocations). Pairwise data and accession IDs are in</w:t>
+      </w:r>
+      <w:r>
+        <w:t xml:space="preserve"> </w:t>
+      </w:r>
+      <w:r>
+        <w:rPr>
+          <w:rStyle w:val="VerbatimChar"/>
+        </w:rPr>
+        <w:t xml:space="preserve">results/gtdb50k/struct_top_discordant_summary.tsv</w:t>
+      </w:r>
+      <w:r>
+        <w:t xml:space="preserve">.</w:t>
       </w:r>
     </w:p>
     <w:p>
@@ -3788,8 +6537,8 @@
         </w:pict>
       </w:r>
     </w:p>
-    <w:bookmarkEnd w:id="36"/>
-    <w:bookmarkStart w:id="37" w:name="supplementary-figures"/>
+    <w:bookmarkEnd w:id="37"/>
+    <w:bookmarkStart w:id="38" w:name="supplementary-figures"/>
     <w:p>
       <w:pPr>
         <w:pStyle w:val="Heading2"/>
@@ -3883,6 +6632,504 @@
           <w:rStyle w:val="VerbatimChar"/>
         </w:rPr>
         <w:t xml:space="preserve">results/gtdb50k/</w:t>
+      </w:r>
+      <w:r>
+        <w:t xml:space="preserve">.</w:t>
+      </w:r>
+    </w:p>
+    <w:p>
+      <w:pPr>
+        <w:pStyle w:val="BodyText"/>
+      </w:pPr>
+      <w:r>
+        <w:rPr>
+          <w:b/>
+          <w:bCs/>
+        </w:rPr>
+        <w:t xml:space="preserve">Supplementary Figure S3 — Unified GTDB-R207 80–100% benchmark</w:t>
+      </w:r>
+      <w:r>
+        <w:t xml:space="preserve"> </w:t>
+      </w:r>
+      <w:r>
+        <w:t xml:space="preserve">(</w:t>
+      </w:r>
+      <w:r>
+        <w:rPr>
+          <w:rStyle w:val="VerbatimChar"/>
+        </w:rPr>
+        <w:t xml:space="preserve">figures/gtdb_r207_unified_benchmark.png</w:t>
+      </w:r>
+      <w:r>
+        <w:t xml:space="preserve">). 43,334 held-out same-genus pairs (80–95% plus the 95–100% stratum split into 95–97 and 97–100 by truth) combined with 727 high-ANI test pairs sampled from non-representative GTDB-R207 genomes. (a) Estimated vs ANIm truth for Syn2bANI raw gated, Syn2bANI v6-calibrated, Syn2bANI hybrid (raw ≥98% / calibrated &lt;98%), skani, and FastANI. (b) Per-band MAE. (c) Signed-error distributions. (d) High-ANI zoom (95–100%). On the full 80–100% range the Syn2bANI hybrid estimator attains the lowest overall MAE (</w:t>
+      </w:r>
+      <w:r>
+        <w:rPr>
+          <w:b/>
+          <w:bCs/>
+        </w:rPr>
+        <w:t xml:space="preserve">0.615</w:t>
+      </w:r>
+      <w:r>
+        <w:t xml:space="preserve">), while recovering the accurate raw gated estimate in the 97–100% sub-band (MAE 0.23).</w:t>
+      </w:r>
+    </w:p>
+    <w:p>
+      <w:pPr>
+        <w:pStyle w:val="BodyText"/>
+      </w:pPr>
+      <w:r>
+        <w:rPr>
+          <w:b/>
+          <w:bCs/>
+        </w:rPr>
+        <w:t xml:space="preserve">Supplementary Figure S4 — Genome quality does not drive ANI error on GTDB-R207</w:t>
+      </w:r>
+      <w:r>
+        <w:t xml:space="preserve"> </w:t>
+      </w:r>
+      <w:r>
+        <w:t xml:space="preserve">(</w:t>
+      </w:r>
+      <w:r>
+        <w:rPr>
+          <w:rStyle w:val="VerbatimChar"/>
+        </w:rPr>
+        <w:t xml:space="preserve">figures/report/gtdb_quality_vs_mae_combined.png</w:t>
+      </w:r>
+      <w:r>
+        <w:t xml:space="preserve">). 39,903 held-out same-genus pairs with GTDB R207 metadata (completeness, contamination, contig count, mean contig length) and dnadiff/ANIm truth. Calibrated Syn2bANI v5 overall MAE = 0.619, Pearson r = 0.962. (a) MAE by minimum pair completeness (n = 3,972 below 70%, MAE 0.82; n = 22,259 at 95–100%, MAE 0.59). (b) MAE by maximum pair contamination. (c) MAE by maximum contig count. (d) MAE by minimum mean contig length (&lt;5 kb: MAE 0.81; ≥10 kb: MAE 0.59–0.66). Error bars are 95% confidence intervals by bootstrap. Only the most fragmented genomes (&lt;5 kb mean contig length) show a modest accuracy degradation; typical MAG-level completeness/contamination variation has little effect on ANI accuracy.</w:t>
+      </w:r>
+    </w:p>
+    <w:p>
+      <w:pPr>
+        <w:pStyle w:val="BodyText"/>
+      </w:pPr>
+      <w:r>
+        <w:rPr>
+          <w:b/>
+          <w:bCs/>
+        </w:rPr>
+        <w:t xml:space="preserve">Supplementary Figure S5 — Exact-truth indel ladder and indel sweep</w:t>
+      </w:r>
+      <w:r>
+        <w:t xml:space="preserve"> </w:t>
+      </w:r>
+      <w:r>
+        <w:t xml:space="preserve">(</w:t>
+      </w:r>
+      <w:r>
+        <w:rPr>
+          <w:rStyle w:val="VerbatimChar"/>
+        </w:rPr>
+        <w:t xml:space="preserve">figures/report/fig_s5_simulation_indel.png</w:t>
+      </w:r>
+      <w:r>
+        <w:t xml:space="preserve">). (a) ANI ladder evolved from</w:t>
+      </w:r>
+      <w:r>
+        <w:t xml:space="preserve"> </w:t>
+      </w:r>
+      <w:r>
+        <w:rPr>
+          <w:i/>
+          <w:iCs/>
+        </w:rPr>
+        <w:t xml:space="preserve">E. coli</w:t>
+      </w:r>
+      <w:r>
+        <w:t xml:space="preserve"> </w:t>
+      </w:r>
+      <w:r>
+        <w:t xml:space="preserve">K-12 MG1655 at 85.0–99.9% true ANI with a 400 kb inversion plus ~1 deletion per 100 kb; Syn2bANI (4-enzyme panel) MAE = 0.073 ANI points. (b) Indel sweep at fixed true ANI 95.000 with 0–4 deletions per 100 kb; error stays between +0.032 and +0.184 (MAE 0.081). Gamma and uniform estimates are identical on uniform-rate data. Rerun with the current release binary (</w:t>
+      </w:r>
+      <w:r>
+        <w:rPr>
+          <w:rStyle w:val="VerbatimChar"/>
+        </w:rPr>
+        <w:t xml:space="preserve">fe0f36c</w:t>
+      </w:r>
+      <w:r>
+        <w:t xml:space="preserve">, v5 calibration, rescue pass).</w:t>
+      </w:r>
+    </w:p>
+    <w:p>
+      <w:pPr>
+        <w:pStyle w:val="BodyText"/>
+      </w:pPr>
+      <w:r>
+        <w:rPr>
+          <w:b/>
+          <w:bCs/>
+        </w:rPr>
+        <w:t xml:space="preserve">Supplementary Figure S6 — GC coverage ladder</w:t>
+      </w:r>
+      <w:r>
+        <w:t xml:space="preserve"> </w:t>
+      </w:r>
+      <w:r>
+        <w:t xml:space="preserve">(</w:t>
+      </w:r>
+      <w:r>
+        <w:rPr>
+          <w:rStyle w:val="VerbatimChar"/>
+        </w:rPr>
+        <w:t xml:space="preserve">figures/report/fig_s6_simulation_gc.png</w:t>
+      </w:r>
+      <w:r>
+        <w:t xml:space="preserve">). Substitution ladders evolved on five real template genomes spanning GC 27.2–72.1%. Syn2bANI error is 0.074–0.356 ANI points and is</w:t>
+      </w:r>
+      <w:r>
+        <w:t xml:space="preserve"> </w:t>
+      </w:r>
+      <w:r>
+        <w:rPr>
+          <w:i/>
+          <w:iCs/>
+        </w:rPr>
+        <w:t xml:space="preserve">not</w:t>
+      </w:r>
+      <w:r>
+        <w:t xml:space="preserve"> </w:t>
+      </w:r>
+      <w:r>
+        <w:t xml:space="preserve">monotone in GC; the worst genome (</w:t>
+      </w:r>
+      <w:r>
+        <w:rPr>
+          <w:i/>
+          <w:iCs/>
+        </w:rPr>
+        <w:t xml:space="preserve">B. longum</w:t>
+      </w:r>
+      <w:r>
+        <w:t xml:space="preserve">, GC 60.1%) sits mid-range. The GC sweep source genomes are not present in the repository, so this panel reproduces the historical 4-enzyme sweep reported in</w:t>
+      </w:r>
+      <w:r>
+        <w:t xml:space="preserve"> </w:t>
+      </w:r>
+      <w:r>
+        <w:rPr>
+          <w:rStyle w:val="VerbatimChar"/>
+        </w:rPr>
+        <w:t xml:space="preserve">ALGORITHM_MLE.md</w:t>
+      </w:r>
+      <w:r>
+        <w:t xml:space="preserve"> </w:t>
+      </w:r>
+      <w:r>
+        <w:t xml:space="preserve">§4.8.</w:t>
+      </w:r>
+    </w:p>
+    <w:p>
+      <w:pPr>
+        <w:pStyle w:val="BodyText"/>
+      </w:pPr>
+      <w:r>
+        <w:rPr>
+          <w:b/>
+          <w:bCs/>
+        </w:rPr>
+        <w:t xml:space="preserve">Supplementary Figure S7 — Simulated fragmentation</w:t>
+      </w:r>
+      <w:r>
+        <w:t xml:space="preserve"> </w:t>
+      </w:r>
+      <w:r>
+        <w:t xml:space="preserve">(</w:t>
+      </w:r>
+      <w:r>
+        <w:rPr>
+          <w:rStyle w:val="VerbatimChar"/>
+        </w:rPr>
+        <w:t xml:space="preserve">figures/report/fig_s7_simulation_fragment.png</w:t>
+      </w:r>
+      <w:r>
+        <w:t xml:space="preserve">). A 95% ANI</w:t>
+      </w:r>
+      <w:r>
+        <w:t xml:space="preserve"> </w:t>
+      </w:r>
+      <w:r>
+        <w:rPr>
+          <w:i/>
+          <w:iCs/>
+        </w:rPr>
+        <w:t xml:space="preserve">E. coli</w:t>
+      </w:r>
+      <w:r>
+        <w:t xml:space="preserve"> </w:t>
+      </w:r>
+      <w:r>
+        <w:t xml:space="preserve">query was fragmented into 20–201 contigs (~50% reverse-complemented, order shuffled, no sequence lost). Syn2bANI error is 0.018–0.179 (MAE 0.070), confirming that random fragmentation per se does not bias the chain-restricted MLE. Real assemblies below ~20 kb N50 behave differently because they lose sequence at repeat boundaries; see Results 2.3 and Fig. 10c.</w:t>
+      </w:r>
+    </w:p>
+    <w:p>
+      <w:pPr>
+        <w:pStyle w:val="BodyText"/>
+      </w:pPr>
+      <w:r>
+        <w:rPr>
+          <w:b/>
+          <w:bCs/>
+        </w:rPr>
+        <w:t xml:space="preserve">Supplementary Figure S8 — Accessory-content confound</w:t>
+      </w:r>
+      <w:r>
+        <w:t xml:space="preserve"> </w:t>
+      </w:r>
+      <w:r>
+        <w:t xml:space="preserve">(</w:t>
+      </w:r>
+      <w:r>
+        <w:rPr>
+          <w:rStyle w:val="VerbatimChar"/>
+        </w:rPr>
+        <w:t xml:space="preserve">figures/report/fig_s8_simulation_accessory.png</w:t>
+      </w:r>
+      <w:r>
+        <w:t xml:space="preserve">). Core ANI fixed at 95.000 with 0–50% of the genome replaced by composition-preserving, homology-destroying shuffled blocks. (a) ANI estimate remains flat across accessory fractions (+0.044 to +0.250, MAE 0.112) because only tags inside chains contribute to the likelihood. (b)</w:t>
+      </w:r>
+      <w:r>
+        <w:t xml:space="preserve"> </w:t>
+      </w:r>
+      <w:r>
+        <w:rPr>
+          <w:rStyle w:val="VerbatimChar"/>
+        </w:rPr>
+        <w:t xml:space="preserve">af_query</w:t>
+      </w:r>
+      <w:r>
+        <w:t xml:space="preserve"> </w:t>
+      </w:r>
+      <w:r>
+        <w:t xml:space="preserve">tracks the true shared fraction (1 − F) to within 0.004, demonstrating the decoupling of divergence and shared-content estimates.</w:t>
+      </w:r>
+    </w:p>
+    <w:p>
+      <w:pPr>
+        <w:pStyle w:val="BodyText"/>
+      </w:pPr>
+      <w:r>
+        <w:rPr>
+          <w:b/>
+          <w:bCs/>
+        </w:rPr>
+        <w:t xml:space="preserve">Supplementary Figure S9 — Mosaic/rate-heterogeneity family</w:t>
+      </w:r>
+      <w:r>
+        <w:t xml:space="preserve"> </w:t>
+      </w:r>
+      <w:r>
+        <w:t xml:space="preserve">(</w:t>
+      </w:r>
+      <w:r>
+        <w:rPr>
+          <w:rStyle w:val="VerbatimChar"/>
+        </w:rPr>
+        <w:t xml:space="preserve">figures/report/fig_s9_simulation_mosaic.png</w:t>
+      </w:r>
+      <w:r>
+        <w:t xml:space="preserve">). Per-block divergence rates sampled from Gamma(α, α) with α = 0.5/1/2 (mean ANI 90–98) and deliberately misspecified bimodal 50/70%-core cases. The gamma estimator reduces error relative to the uniform estimator (e.g., gamma MAE 1.35 vs uniform 2.75 on gamma regimes), but residual bias remains on bimodal misspecification (gamma MAE 2.43 vs uniform 3.42), motivating the real-genome ridge calibration of Results 2.5.</w:t>
+      </w:r>
+    </w:p>
+    <w:p>
+      <w:pPr>
+        <w:pStyle w:val="BodyText"/>
+      </w:pPr>
+      <w:r>
+        <w:rPr>
+          <w:b/>
+          <w:bCs/>
+        </w:rPr>
+        <w:t xml:space="preserve">Supplementary Figure S10 — Breakpoint counts scale independently of ANI in high-ANI isolate collections</w:t>
+      </w:r>
+      <w:r>
+        <w:t xml:space="preserve"> </w:t>
+      </w:r>
+      <w:r>
+        <w:t xml:space="preserve">(</w:t>
+      </w:r>
+      <w:r>
+        <w:rPr>
+          <w:rStyle w:val="VerbatimChar"/>
+        </w:rPr>
+        <w:t xml:space="preserve">figures/syntracker_validation/syntracker_breakpoints_vs_ani.png</w:t>
+      </w:r>
+      <w:r>
+        <w:t xml:space="preserve">). Syn2bANI ANI versus breakpoint count for (a)</w:t>
+      </w:r>
+      <w:r>
+        <w:t xml:space="preserve"> </w:t>
+      </w:r>
+      <w:r>
+        <w:rPr>
+          <w:i/>
+          <w:iCs/>
+        </w:rPr>
+        <w:t xml:space="preserve">E. coli</w:t>
+      </w:r>
+      <w:r>
+        <w:t xml:space="preserve"> </w:t>
+      </w:r>
+      <w:r>
+        <w:t xml:space="preserve">hypermutator (23 isolates, 253 pairs) and (b)</w:t>
+      </w:r>
+      <w:r>
+        <w:t xml:space="preserve"> </w:t>
+      </w:r>
+      <w:r>
+        <w:rPr>
+          <w:i/>
+          <w:iCs/>
+        </w:rPr>
+        <w:t xml:space="preserve">H. pylori</w:t>
+      </w:r>
+      <w:r>
+        <w:t xml:space="preserve"> </w:t>
+      </w:r>
+      <w:r>
+        <w:t xml:space="preserve">(77 isolates, 2,926 pairs). In both collections ANI is pinned near 100% while breakpoint counts vary over more than an order of magnitude, illustrating that rearrangement burden is not captured by the divergence scalar. Annotated points are the top discordant cases by ANI–synteny rank difference.</w:t>
+      </w:r>
+    </w:p>
+    <w:p>
+      <w:pPr>
+        <w:pStyle w:val="BodyText"/>
+      </w:pPr>
+      <w:r>
+        <w:rPr>
+          <w:b/>
+          <w:bCs/>
+        </w:rPr>
+        <w:t xml:space="preserve">Supplementary Figure S11 — Near-clonal</w:t>
+      </w:r>
+      <w:r>
+        <w:rPr>
+          <w:b/>
+          <w:bCs/>
+        </w:rPr>
+        <w:t xml:space="preserve"> </w:t>
+      </w:r>
+      <w:r>
+        <w:rPr>
+          <w:b/>
+          <w:bCs/>
+          <w:i/>
+          <w:iCs/>
+        </w:rPr>
+        <w:t xml:space="preserve">Neisseria gonorrhoeae</w:t>
+      </w:r>
+      <w:r>
+        <w:rPr>
+          <w:b/>
+          <w:bCs/>
+        </w:rPr>
+        <w:t xml:space="preserve"> </w:t>
+      </w:r>
+      <w:r>
+        <w:rPr>
+          <w:b/>
+          <w:bCs/>
+        </w:rPr>
+        <w:t xml:space="preserve">and</w:t>
+      </w:r>
+      <w:r>
+        <w:rPr>
+          <w:b/>
+          <w:bCs/>
+        </w:rPr>
+        <w:t xml:space="preserve"> </w:t>
+      </w:r>
+      <w:r>
+        <w:rPr>
+          <w:b/>
+          <w:bCs/>
+          <w:i/>
+          <w:iCs/>
+        </w:rPr>
+        <w:t xml:space="preserve">Streptomyces rimosus</w:t>
+      </w:r>
+      <w:r>
+        <w:rPr>
+          <w:b/>
+          <w:bCs/>
+        </w:rPr>
+        <w:t xml:space="preserve"> </w:t>
+      </w:r>
+      <w:r>
+        <w:rPr>
+          <w:b/>
+          <w:bCs/>
+        </w:rPr>
+        <w:t xml:space="preserve">isolates also show ANI–synteny decoupling</w:t>
+      </w:r>
+      <w:r>
+        <w:t xml:space="preserve"> </w:t>
+      </w:r>
+      <w:r>
+        <w:t xml:space="preserve">(</w:t>
+      </w:r>
+      <w:r>
+        <w:rPr>
+          <w:rStyle w:val="VerbatimChar"/>
+        </w:rPr>
+        <w:t xml:space="preserve">figures/syntracker_validation/syntracker_supp_ngonorrhoeae_srimosus.png</w:t>
+      </w:r>
+      <w:r>
+        <w:t xml:space="preserve">). Left column: Syn2bANI ANI vs synteny score; right column: skani ANI vs the same synteny score. (a,b) 12</w:t>
+      </w:r>
+      <w:r>
+        <w:t xml:space="preserve"> </w:t>
+      </w:r>
+      <w:r>
+        <w:rPr>
+          <w:i/>
+          <w:iCs/>
+        </w:rPr>
+        <w:t xml:space="preserve">N. gonorrhoeae</w:t>
+      </w:r>
+      <w:r>
+        <w:t xml:space="preserve"> </w:t>
+      </w:r>
+      <w:r>
+        <w:t xml:space="preserve">isolates (66 pairs); pairs with ANI &gt;99.9% have synteny scores 0.85–0.89 and up to 376 breakpoints. (c,d) 20</w:t>
+      </w:r>
+      <w:r>
+        <w:t xml:space="preserve"> </w:t>
+      </w:r>
+      <w:r>
+        <w:rPr>
+          <w:i/>
+          <w:iCs/>
+        </w:rPr>
+        <w:t xml:space="preserve">S. rimosus</w:t>
+      </w:r>
+      <w:r>
+        <w:t xml:space="preserve"> </w:t>
+      </w:r>
+      <w:r>
+        <w:t xml:space="preserve">isolates (190 pairs); near-clonal pairs (ANI 99.99–100%) have synteny scores 0.89–0.96 and an average of ~1,980 breakpoints. The most discordant cases (NG_05 vs NG_10 and SR_06 vs SR_10) were re-analyzed with</w:t>
+      </w:r>
+      <w:r>
+        <w:t xml:space="preserve"> </w:t>
+      </w:r>
+      <w:r>
+        <w:rPr>
+          <w:rStyle w:val="VerbatimChar"/>
+        </w:rPr>
+        <w:t xml:space="preserve">syn2bani struct</w:t>
+      </w:r>
+      <w:r>
+        <w:t xml:space="preserve">; counts are in Table 4 and</w:t>
+      </w:r>
+      <w:r>
+        <w:t xml:space="preserve"> </w:t>
+      </w:r>
+      <w:r>
+        <w:rPr>
+          <w:rStyle w:val="VerbatimChar"/>
+        </w:rPr>
+        <w:t xml:space="preserve">results/syntracker_validation/struct_top_cases_summary.tsv</w:t>
       </w:r>
       <w:r>
         <w:t xml:space="preserve">.</w:t>
@@ -3895,8 +7142,8 @@
         </w:pict>
       </w:r>
     </w:p>
-    <w:bookmarkEnd w:id="37"/>
-    <w:bookmarkStart w:id="38" w:name="tables"/>
+    <w:bookmarkEnd w:id="38"/>
+    <w:bookmarkStart w:id="39" w:name="tables"/>
     <w:p>
       <w:pPr>
         <w:pStyle w:val="Heading2"/>
@@ -3920,7 +7167,7 @@
         <w:t xml:space="preserve"> </w:t>
       </w:r>
       <w:r>
-        <w:t xml:space="preserve">Upper panel: the 2,074-pair benchmark. Raw rows are post-rescue; the 4-enzyme rows cover the 1,969 pairs with a finite estimate (105 BELOW_DETECTION excluded); skani covers all 2,074; FastANI a 363-pair subset. v5 is the deployed band-holdout ridge calibration trained on 2,520 pairs. Lower panel: the strictly held-out 43,334-pair evaluation (training genomes excluded in both directions; gate, flag, and calibration frozen beforehand); rows cover the 39,903 pairs with a calibrated score (3,431 BELOW_DETECTION excluded), and the top band is 95–100%. FastANI reports a value for all 43,334 pairs on this set.</w:t>
+        <w:t xml:space="preserve">Upper panel: the 2,074-pair benchmark. Raw rows are post-rescue; the 4-enzyme rows cover the 1,969 pairs with a finite estimate (105 BELOW_DETECTION excluded); skani covers all 2,074; FastANI a 363-pair subset. v5 is the deployed band-holdout ridge calibration trained on 2,520 pairs. Lower panel: the strictly held-out 43,334-pair evaluation (training genomes excluded in both directions; gate, flag, and calibration frozen beforehand); rows cover the 39,903 pairs with a calibrated score (3,431 BELOW_DETECTION excluded), and the top band is 95–100%. FastANI reports a value for all 43,334 pairs on this set. The unified panel adds the 727 high-ANI test pairs and includes a hybrid row that uses the raw gated estimate at/above 98% ANI and the calibrated estimate below it.</w:t>
       </w:r>
     </w:p>
     <w:tbl>
@@ -4965,7 +8212,515 @@
           </w:p>
         </w:tc>
       </w:tr>
+      <w:tr>
+        <w:tc>
+          <w:tcPr/>
+          <w:p>
+            <w:pPr>
+              <w:pStyle w:val="Compact"/>
+            </w:pPr>
+            <w:r>
+              <w:rPr>
+                <w:b/>
+                <w:bCs/>
+              </w:rPr>
+              <w:t xml:space="preserve">syn2bani 4e calibrated v6, unified 80–100%</w:t>
+            </w:r>
+          </w:p>
+        </w:tc>
+        <w:tc>
+          <w:tcPr/>
+          <w:p>
+            <w:pPr>
+              <w:pStyle w:val="Compact"/>
+            </w:pPr>
+            <w:r>
+              <w:rPr>
+                <w:b/>
+                <w:bCs/>
+              </w:rPr>
+              <w:t xml:space="preserve">0.72</w:t>
+            </w:r>
+          </w:p>
+        </w:tc>
+        <w:tc>
+          <w:tcPr/>
+          <w:p>
+            <w:pPr>
+              <w:pStyle w:val="Compact"/>
+            </w:pPr>
+            <w:r>
+              <w:rPr>
+                <w:b/>
+                <w:bCs/>
+              </w:rPr>
+              <w:t xml:space="preserve">0.64</w:t>
+            </w:r>
+          </w:p>
+        </w:tc>
+        <w:tc>
+          <w:tcPr/>
+          <w:p>
+            <w:pPr>
+              <w:pStyle w:val="Compact"/>
+            </w:pPr>
+            <w:r>
+              <w:t xml:space="preserve">0.54</w:t>
+            </w:r>
+          </w:p>
+        </w:tc>
+        <w:tc>
+          <w:tcPr/>
+          <w:p>
+            <w:pPr>
+              <w:pStyle w:val="Compact"/>
+            </w:pPr>
+            <w:r>
+              <w:t xml:space="preserve">—</w:t>
+            </w:r>
+          </w:p>
+        </w:tc>
+        <w:tc>
+          <w:tcPr/>
+          <w:p>
+            <w:pPr>
+              <w:pStyle w:val="Compact"/>
+            </w:pPr>
+            <w:r>
+              <w:rPr>
+                <w:b/>
+                <w:bCs/>
+              </w:rPr>
+              <w:t xml:space="preserve">0.618</w:t>
+            </w:r>
+          </w:p>
+        </w:tc>
+        <w:tc>
+          <w:tcPr/>
+          <w:p>
+            <w:pPr>
+              <w:pStyle w:val="Compact"/>
+            </w:pPr>
+            <w:r>
+              <w:rPr>
+                <w:b/>
+                <w:bCs/>
+              </w:rPr>
+              <w:t xml:space="preserve">−0.13</w:t>
+            </w:r>
+          </w:p>
+        </w:tc>
+        <w:tc>
+          <w:tcPr/>
+          <w:p>
+            <w:pPr>
+              <w:pStyle w:val="Compact"/>
+            </w:pPr>
+            <w:r>
+              <w:t xml:space="preserve">0.967</w:t>
+            </w:r>
+          </w:p>
+        </w:tc>
+      </w:tr>
+      <w:tr>
+        <w:tc>
+          <w:tcPr/>
+          <w:p>
+            <w:pPr>
+              <w:pStyle w:val="Compact"/>
+            </w:pPr>
+            <w:r>
+              <w:rPr>
+                <w:b/>
+                <w:bCs/>
+              </w:rPr>
+              <w:t xml:space="preserve">syn2bani 4e hybrid (raw ≥98%, cal &lt;98%), unified</w:t>
+            </w:r>
+          </w:p>
+        </w:tc>
+        <w:tc>
+          <w:tcPr/>
+          <w:p>
+            <w:pPr>
+              <w:pStyle w:val="Compact"/>
+            </w:pPr>
+            <w:r>
+              <w:rPr>
+                <w:b/>
+                <w:bCs/>
+              </w:rPr>
+              <w:t xml:space="preserve">0.72</w:t>
+            </w:r>
+          </w:p>
+        </w:tc>
+        <w:tc>
+          <w:tcPr/>
+          <w:p>
+            <w:pPr>
+              <w:pStyle w:val="Compact"/>
+            </w:pPr>
+            <w:r>
+              <w:rPr>
+                <w:b/>
+                <w:bCs/>
+              </w:rPr>
+              <w:t xml:space="preserve">0.65</w:t>
+            </w:r>
+          </w:p>
+        </w:tc>
+        <w:tc>
+          <w:tcPr/>
+          <w:p>
+            <w:pPr>
+              <w:pStyle w:val="Compact"/>
+            </w:pPr>
+            <w:r>
+              <w:t xml:space="preserve">0.54</w:t>
+            </w:r>
+          </w:p>
+        </w:tc>
+        <w:tc>
+          <w:tcPr/>
+          <w:p>
+            <w:pPr>
+              <w:pStyle w:val="Compact"/>
+            </w:pPr>
+            <w:r>
+              <w:t xml:space="preserve">—</w:t>
+            </w:r>
+          </w:p>
+        </w:tc>
+        <w:tc>
+          <w:tcPr/>
+          <w:p>
+            <w:pPr>
+              <w:pStyle w:val="Compact"/>
+            </w:pPr>
+            <w:r>
+              <w:rPr>
+                <w:b/>
+                <w:bCs/>
+              </w:rPr>
+              <w:t xml:space="preserve">0.615</w:t>
+            </w:r>
+          </w:p>
+        </w:tc>
+        <w:tc>
+          <w:tcPr/>
+          <w:p>
+            <w:pPr>
+              <w:pStyle w:val="Compact"/>
+            </w:pPr>
+            <w:r>
+              <w:rPr>
+                <w:b/>
+                <w:bCs/>
+              </w:rPr>
+              <w:t xml:space="preserve">−0.12</w:t>
+            </w:r>
+          </w:p>
+        </w:tc>
+        <w:tc>
+          <w:tcPr/>
+          <w:p>
+            <w:pPr>
+              <w:pStyle w:val="Compact"/>
+            </w:pPr>
+            <w:r>
+              <w:t xml:space="preserve">0.967</w:t>
+            </w:r>
+          </w:p>
+        </w:tc>
+      </w:tr>
+      <w:tr>
+        <w:tc>
+          <w:tcPr/>
+          <w:p>
+            <w:pPr>
+              <w:pStyle w:val="Compact"/>
+            </w:pPr>
+            <w:r>
+              <w:t xml:space="preserve">syn2bani 4e gated (raw), unified</w:t>
+            </w:r>
+          </w:p>
+        </w:tc>
+        <w:tc>
+          <w:tcPr/>
+          <w:p>
+            <w:pPr>
+              <w:pStyle w:val="Compact"/>
+            </w:pPr>
+            <w:r>
+              <w:t xml:space="preserve">1.96</w:t>
+            </w:r>
+          </w:p>
+        </w:tc>
+        <w:tc>
+          <w:tcPr/>
+          <w:p>
+            <w:pPr>
+              <w:pStyle w:val="Compact"/>
+            </w:pPr>
+            <w:r>
+              <w:t xml:space="preserve">1.89</w:t>
+            </w:r>
+          </w:p>
+        </w:tc>
+        <w:tc>
+          <w:tcPr/>
+          <w:p>
+            <w:pPr>
+              <w:pStyle w:val="Compact"/>
+            </w:pPr>
+            <w:r>
+              <w:t xml:space="preserve">1.21</w:t>
+            </w:r>
+          </w:p>
+        </w:tc>
+        <w:tc>
+          <w:tcPr/>
+          <w:p>
+            <w:pPr>
+              <w:pStyle w:val="Compact"/>
+            </w:pPr>
+            <w:r>
+              <w:t xml:space="preserve">—</w:t>
+            </w:r>
+          </w:p>
+        </w:tc>
+        <w:tc>
+          <w:tcPr/>
+          <w:p>
+            <w:pPr>
+              <w:pStyle w:val="Compact"/>
+            </w:pPr>
+            <w:r>
+              <w:t xml:space="preserve">1.647</w:t>
+            </w:r>
+          </w:p>
+        </w:tc>
+        <w:tc>
+          <w:tcPr/>
+          <w:p>
+            <w:pPr>
+              <w:pStyle w:val="Compact"/>
+            </w:pPr>
+            <w:r>
+              <w:t xml:space="preserve">+1.42</w:t>
+            </w:r>
+          </w:p>
+        </w:tc>
+        <w:tc>
+          <w:tcPr/>
+          <w:p>
+            <w:pPr>
+              <w:pStyle w:val="Compact"/>
+            </w:pPr>
+            <w:r>
+              <w:t xml:space="preserve">0.867</w:t>
+            </w:r>
+          </w:p>
+        </w:tc>
+      </w:tr>
+      <w:tr>
+        <w:tc>
+          <w:tcPr/>
+          <w:p>
+            <w:pPr>
+              <w:pStyle w:val="Compact"/>
+            </w:pPr>
+            <w:r>
+              <w:t xml:space="preserve">skani, unified</w:t>
+            </w:r>
+          </w:p>
+        </w:tc>
+        <w:tc>
+          <w:tcPr/>
+          <w:p>
+            <w:pPr>
+              <w:pStyle w:val="Compact"/>
+            </w:pPr>
+            <w:r>
+              <w:t xml:space="preserve">1.97</w:t>
+            </w:r>
+          </w:p>
+        </w:tc>
+        <w:tc>
+          <w:tcPr/>
+          <w:p>
+            <w:pPr>
+              <w:pStyle w:val="Compact"/>
+            </w:pPr>
+            <w:r>
+              <w:t xml:space="preserve">0.89</w:t>
+            </w:r>
+          </w:p>
+        </w:tc>
+        <w:tc>
+          <w:tcPr/>
+          <w:p>
+            <w:pPr>
+              <w:pStyle w:val="Compact"/>
+            </w:pPr>
+            <w:r>
+              <w:t xml:space="preserve">0.43</w:t>
+            </w:r>
+          </w:p>
+        </w:tc>
+        <w:tc>
+          <w:tcPr/>
+          <w:p>
+            <w:pPr>
+              <w:pStyle w:val="Compact"/>
+            </w:pPr>
+            <w:r>
+              <w:t xml:space="preserve">—</w:t>
+            </w:r>
+          </w:p>
+        </w:tc>
+        <w:tc>
+          <w:tcPr/>
+          <w:p>
+            <w:pPr>
+              <w:pStyle w:val="Compact"/>
+            </w:pPr>
+            <w:r>
+              <w:t xml:space="preserve">1.018</w:t>
+            </w:r>
+          </w:p>
+        </w:tc>
+        <w:tc>
+          <w:tcPr/>
+          <w:p>
+            <w:pPr>
+              <w:pStyle w:val="Compact"/>
+            </w:pPr>
+            <w:r>
+              <w:t xml:space="preserve">−0.87</w:t>
+            </w:r>
+          </w:p>
+        </w:tc>
+        <w:tc>
+          <w:tcPr/>
+          <w:p>
+            <w:pPr>
+              <w:pStyle w:val="Compact"/>
+            </w:pPr>
+            <w:r>
+              <w:t xml:space="preserve">0.978</w:t>
+            </w:r>
+          </w:p>
+        </w:tc>
+      </w:tr>
+      <w:tr>
+        <w:tc>
+          <w:tcPr/>
+          <w:p>
+            <w:pPr>
+              <w:pStyle w:val="Compact"/>
+            </w:pPr>
+            <w:r>
+              <w:t xml:space="preserve">FastANI, unified</w:t>
+            </w:r>
+          </w:p>
+        </w:tc>
+        <w:tc>
+          <w:tcPr/>
+          <w:p>
+            <w:pPr>
+              <w:pStyle w:val="Compact"/>
+            </w:pPr>
+            <w:r>
+              <w:t xml:space="preserve">1.84</w:t>
+            </w:r>
+          </w:p>
+        </w:tc>
+        <w:tc>
+          <w:tcPr/>
+          <w:p>
+            <w:pPr>
+              <w:pStyle w:val="Compact"/>
+            </w:pPr>
+            <w:r>
+              <w:t xml:space="preserve">1.00</w:t>
+            </w:r>
+          </w:p>
+        </w:tc>
+        <w:tc>
+          <w:tcPr/>
+          <w:p>
+            <w:pPr>
+              <w:pStyle w:val="Compact"/>
+            </w:pPr>
+            <w:r>
+              <w:t xml:space="preserve">0.46</w:t>
+            </w:r>
+          </w:p>
+        </w:tc>
+        <w:tc>
+          <w:tcPr/>
+          <w:p>
+            <w:pPr>
+              <w:pStyle w:val="Compact"/>
+            </w:pPr>
+            <w:r>
+              <w:t xml:space="preserve">—</w:t>
+            </w:r>
+          </w:p>
+        </w:tc>
+        <w:tc>
+          <w:tcPr/>
+          <w:p>
+            <w:pPr>
+              <w:pStyle w:val="Compact"/>
+            </w:pPr>
+            <w:r>
+              <w:t xml:space="preserve">1.032</w:t>
+            </w:r>
+          </w:p>
+        </w:tc>
+        <w:tc>
+          <w:tcPr/>
+          <w:p>
+            <w:pPr>
+              <w:pStyle w:val="Compact"/>
+            </w:pPr>
+            <w:r>
+              <w:t xml:space="preserve">−0.97</w:t>
+            </w:r>
+          </w:p>
+        </w:tc>
+        <w:tc>
+          <w:tcPr/>
+          <w:p>
+            <w:pPr>
+              <w:pStyle w:val="Compact"/>
+            </w:pPr>
+            <w:r>
+              <w:t xml:space="preserve">0.983</w:t>
+            </w:r>
+          </w:p>
+        </w:tc>
+      </w:tr>
     </w:tbl>
+    <w:p>
+      <w:pPr>
+        <w:pStyle w:val="BodyText"/>
+      </w:pPr>
+      <w:r>
+        <w:rPr>
+          <w:i/>
+          <w:iCs/>
+        </w:rPr>
+        <w:t xml:space="preserve">Unified top band.</w:t>
+      </w:r>
+      <w:r>
+        <w:t xml:space="preserve"> </w:t>
+      </w:r>
+      <w:r>
+        <w:t xml:space="preserve">Because the unified 95–100% stratum is split into 95–97 and 97–100 in the analysis, the single “95–99/95–100” column above is not directly comparable for the high-ANI sub-bands. The detailed split is: 95–97% — raw 0.76 / v6 0.45 / hybrid 0.45 / skani 0.32 / FastANI 0.35; 97–100% — raw 0.23 / v6 0.55 / hybrid 0.23 / skani 0.14 / FastANI 0.27. The hybrid rule uses the raw gated estimate at/above 98% and the calibrated estimate below it; this operational threshold on the raw estimate recovers the accurate raw MLE in the 97–100% band while keeping the 95–97% band essentially identical to v6, giving the best overall MAE (0.615).</w:t>
+      </w:r>
+    </w:p>
     <w:p>
       <w:pPr>
         <w:pStyle w:val="BodyText"/>
@@ -5448,7 +9203,7 @@
               <w:pStyle w:val="Compact"/>
             </w:pPr>
             <w:r>
-              <w:t xml:space="preserve">Fig. 2</w:t>
+              <w:t xml:space="preserve">Fig. 2; Fig. S5</w:t>
             </w:r>
           </w:p>
         </w:tc>
@@ -5516,7 +9271,7 @@
               <w:pStyle w:val="Compact"/>
             </w:pPr>
             <w:r>
-              <w:t xml:space="preserve">Fig. 3a</w:t>
+              <w:t xml:space="preserve">Fig. 3a; Fig. S5</w:t>
             </w:r>
           </w:p>
         </w:tc>
@@ -5584,7 +9339,7 @@
               <w:pStyle w:val="Compact"/>
             </w:pPr>
             <w:r>
-              <w:t xml:space="preserve">Fig. 3b</w:t>
+              <w:t xml:space="preserve">Fig. 3b; Fig. S7</w:t>
             </w:r>
           </w:p>
         </w:tc>
@@ -5652,7 +9407,7 @@
               <w:pStyle w:val="Compact"/>
             </w:pPr>
             <w:r>
-              <w:t xml:space="preserve">Fig. 3c</w:t>
+              <w:t xml:space="preserve">Fig. 3c; Fig. S6</w:t>
             </w:r>
           </w:p>
         </w:tc>
@@ -5720,7 +9475,7 @@
               <w:pStyle w:val="Compact"/>
             </w:pPr>
             <w:r>
-              <w:t xml:space="preserve">Fig. 3d</w:t>
+              <w:t xml:space="preserve">Fig. 3d; Fig. S8</w:t>
             </w:r>
           </w:p>
         </w:tc>
@@ -5788,7 +9543,7 @@
               <w:pStyle w:val="Compact"/>
             </w:pPr>
             <w:r>
-              <w:t xml:space="preserve">Results 2.5, Methods 4.7</w:t>
+              <w:t xml:space="preserve">Results 2.5, Methods 4.7; Fig. S9</w:t>
             </w:r>
           </w:p>
         </w:tc>
@@ -6084,7 +9839,7 @@
               <w:pStyle w:val="Compact"/>
             </w:pPr>
             <w:r>
-              <w:t xml:space="preserve">Mid-ANI set</w:t>
+              <w:t xml:space="preserve">Unified high-ANI set</w:t>
             </w:r>
           </w:p>
         </w:tc>
@@ -6106,7 +9861,7 @@
               <w:pStyle w:val="Compact"/>
             </w:pPr>
             <w:r>
-              <w:t xml:space="preserve">15 pairs, ANIm 87.6–90.2</w:t>
+              <w:t xml:space="preserve">2,342 GTDB-R207 pairs (95–97 / 97–100), genome-level train/test</w:t>
             </w:r>
           </w:p>
         </w:tc>
@@ -6128,7 +9883,7 @@
               <w:pStyle w:val="Compact"/>
             </w:pPr>
             <w:r>
-              <w:t xml:space="preserve">Fig. 5</w:t>
+              <w:t xml:space="preserve">Table 1, Fig. S3</w:t>
             </w:r>
           </w:p>
         </w:tc>
@@ -6152,7 +9907,7 @@
               <w:pStyle w:val="Compact"/>
             </w:pPr>
             <w:r>
-              <w:t xml:space="preserve">Oral/gut set</w:t>
+              <w:t xml:space="preserve">Mid-ANI set</w:t>
             </w:r>
           </w:p>
         </w:tc>
@@ -6174,29 +9929,29 @@
               <w:pStyle w:val="Compact"/>
             </w:pPr>
             <w:r>
-              <w:t xml:space="preserve">50 genomes, 10 species (5 oral + 5 gut); 1,225 pairs</w:t>
-            </w:r>
-          </w:p>
-        </w:tc>
-        <w:tc>
-          <w:tcPr/>
-          <w:p>
-            <w:pPr>
-              <w:pStyle w:val="Compact"/>
-            </w:pPr>
-            <w:r>
-              <w:t xml:space="preserve">FastANI/skani (100 same-species)</w:t>
-            </w:r>
-          </w:p>
-        </w:tc>
-        <w:tc>
-          <w:tcPr/>
-          <w:p>
-            <w:pPr>
-              <w:pStyle w:val="Compact"/>
-            </w:pPr>
-            <w:r>
-              <w:t xml:space="preserve">Results 2.6</w:t>
+              <w:t xml:space="preserve">15 pairs, ANIm 87.6–90.2</w:t>
+            </w:r>
+          </w:p>
+        </w:tc>
+        <w:tc>
+          <w:tcPr/>
+          <w:p>
+            <w:pPr>
+              <w:pStyle w:val="Compact"/>
+            </w:pPr>
+            <w:r>
+              <w:t xml:space="preserve">dnadiff ANIm</w:t>
+            </w:r>
+          </w:p>
+        </w:tc>
+        <w:tc>
+          <w:tcPr/>
+          <w:p>
+            <w:pPr>
+              <w:pStyle w:val="Compact"/>
+            </w:pPr>
+            <w:r>
+              <w:t xml:space="preserve">Fig. 5</w:t>
             </w:r>
           </w:p>
         </w:tc>
@@ -6220,7 +9975,7 @@
               <w:pStyle w:val="Compact"/>
             </w:pPr>
             <w:r>
-              <w:t xml:space="preserve">Enterobacteriaceae completes</w:t>
+              <w:t xml:space="preserve">Oral/gut set</w:t>
             </w:r>
           </w:p>
         </w:tc>
@@ -6242,29 +9997,29 @@
               <w:pStyle w:val="Compact"/>
             </w:pPr>
             <w:r>
-              <w:t xml:space="preserve">13 chromosomes vs MG1655, ANI ~81–99.99</w:t>
-            </w:r>
-          </w:p>
-        </w:tc>
-        <w:tc>
-          <w:tcPr/>
-          <w:p>
-            <w:pPr>
-              <w:pStyle w:val="Compact"/>
-            </w:pPr>
-            <w:r>
-              <w:t xml:space="preserve">dnadiff structural</w:t>
-            </w:r>
-          </w:p>
-        </w:tc>
-        <w:tc>
-          <w:tcPr/>
-          <w:p>
-            <w:pPr>
-              <w:pStyle w:val="Compact"/>
-            </w:pPr>
-            <w:r>
-              <w:t xml:space="preserve">Fig. 9</w:t>
+              <w:t xml:space="preserve">50 genomes, 10 species (5 oral + 5 gut); 1,225 pairs</w:t>
+            </w:r>
+          </w:p>
+        </w:tc>
+        <w:tc>
+          <w:tcPr/>
+          <w:p>
+            <w:pPr>
+              <w:pStyle w:val="Compact"/>
+            </w:pPr>
+            <w:r>
+              <w:t xml:space="preserve">FastANI/skani (100 same-species)</w:t>
+            </w:r>
+          </w:p>
+        </w:tc>
+        <w:tc>
+          <w:tcPr/>
+          <w:p>
+            <w:pPr>
+              <w:pStyle w:val="Compact"/>
+            </w:pPr>
+            <w:r>
+              <w:t xml:space="preserve">Results 2.6</w:t>
             </w:r>
           </w:p>
         </w:tc>
@@ -6288,7 +10043,7 @@
               <w:pStyle w:val="Compact"/>
             </w:pPr>
             <w:r>
-              <w:t xml:space="preserve">Real drafts</w:t>
+              <w:t xml:space="preserve">Enterobacteriaceae completes</w:t>
             </w:r>
           </w:p>
         </w:tc>
@@ -6310,29 +10065,29 @@
               <w:pStyle w:val="Compact"/>
             </w:pPr>
             <w:r>
-              <w:t xml:space="preserve">8 E. coli assemblies, 88–8,025 contigs; RC controls</w:t>
-            </w:r>
-          </w:p>
-        </w:tc>
-        <w:tc>
-          <w:tcPr/>
-          <w:p>
-            <w:pPr>
-              <w:pStyle w:val="Compact"/>
-            </w:pPr>
-            <w:r>
-              <w:t xml:space="preserve">complete-genome reference</w:t>
-            </w:r>
-          </w:p>
-        </w:tc>
-        <w:tc>
-          <w:tcPr/>
-          <w:p>
-            <w:pPr>
-              <w:pStyle w:val="Compact"/>
-            </w:pPr>
-            <w:r>
-              <w:t xml:space="preserve">Results 2.3, Fig. 7</w:t>
+              <w:t xml:space="preserve">13 chromosomes vs MG1655, ANI ~81–99.99</w:t>
+            </w:r>
+          </w:p>
+        </w:tc>
+        <w:tc>
+          <w:tcPr/>
+          <w:p>
+            <w:pPr>
+              <w:pStyle w:val="Compact"/>
+            </w:pPr>
+            <w:r>
+              <w:t xml:space="preserve">dnadiff structural</w:t>
+            </w:r>
+          </w:p>
+        </w:tc>
+        <w:tc>
+          <w:tcPr/>
+          <w:p>
+            <w:pPr>
+              <w:pStyle w:val="Compact"/>
+            </w:pPr>
+            <w:r>
+              <w:t xml:space="preserve">Fig. 9</w:t>
             </w:r>
           </w:p>
         </w:tc>
@@ -6356,51 +10111,51 @@
               <w:pStyle w:val="Compact"/>
             </w:pPr>
             <w:r>
-              <w:t xml:space="preserve">CAMI2 MAG benchmark</w:t>
-            </w:r>
-          </w:p>
-        </w:tc>
-        <w:tc>
-          <w:tcPr/>
-          <w:p>
-            <w:pPr>
-              <w:pStyle w:val="Compact"/>
-            </w:pPr>
-            <w:r>
-              <w:t xml:space="preserve">real metagenomes</w:t>
-            </w:r>
-          </w:p>
-        </w:tc>
-        <w:tc>
-          <w:tcPr/>
-          <w:p>
-            <w:pPr>
-              <w:pStyle w:val="Compact"/>
-            </w:pPr>
-            <w:r>
-              <w:t xml:space="preserve">35 samples → 695 bins ≥ 100 kbp</w:t>
-            </w:r>
-          </w:p>
-        </w:tc>
-        <w:tc>
-          <w:tcPr/>
-          <w:p>
-            <w:pPr>
-              <w:pStyle w:val="Compact"/>
-            </w:pPr>
-            <w:r>
-              <w:t xml:space="preserve">dnadiff ANIm + CAMI2 assignment</w:t>
-            </w:r>
-          </w:p>
-        </w:tc>
-        <w:tc>
-          <w:tcPr/>
-          <w:p>
-            <w:pPr>
-              <w:pStyle w:val="Compact"/>
-            </w:pPr>
-            <w:r>
-              <w:t xml:space="preserve">Fig. 10</w:t>
+              <w:t xml:space="preserve">Real drafts</w:t>
+            </w:r>
+          </w:p>
+        </w:tc>
+        <w:tc>
+          <w:tcPr/>
+          <w:p>
+            <w:pPr>
+              <w:pStyle w:val="Compact"/>
+            </w:pPr>
+            <w:r>
+              <w:t xml:space="preserve">real</w:t>
+            </w:r>
+          </w:p>
+        </w:tc>
+        <w:tc>
+          <w:tcPr/>
+          <w:p>
+            <w:pPr>
+              <w:pStyle w:val="Compact"/>
+            </w:pPr>
+            <w:r>
+              <w:t xml:space="preserve">8 E. coli assemblies, 88–8,025 contigs; RC controls</w:t>
+            </w:r>
+          </w:p>
+        </w:tc>
+        <w:tc>
+          <w:tcPr/>
+          <w:p>
+            <w:pPr>
+              <w:pStyle w:val="Compact"/>
+            </w:pPr>
+            <w:r>
+              <w:t xml:space="preserve">complete-genome reference</w:t>
+            </w:r>
+          </w:p>
+        </w:tc>
+        <w:tc>
+          <w:tcPr/>
+          <w:p>
+            <w:pPr>
+              <w:pStyle w:val="Compact"/>
+            </w:pPr>
+            <w:r>
+              <w:t xml:space="preserve">Results 2.3, Fig. 7</w:t>
             </w:r>
           </w:p>
         </w:tc>
@@ -6424,6 +10179,74 @@
               <w:pStyle w:val="Compact"/>
             </w:pPr>
             <w:r>
+              <w:t xml:space="preserve">CAMI2 MAG benchmark</w:t>
+            </w:r>
+          </w:p>
+        </w:tc>
+        <w:tc>
+          <w:tcPr/>
+          <w:p>
+            <w:pPr>
+              <w:pStyle w:val="Compact"/>
+            </w:pPr>
+            <w:r>
+              <w:t xml:space="preserve">real metagenomes</w:t>
+            </w:r>
+          </w:p>
+        </w:tc>
+        <w:tc>
+          <w:tcPr/>
+          <w:p>
+            <w:pPr>
+              <w:pStyle w:val="Compact"/>
+            </w:pPr>
+            <w:r>
+              <w:t xml:space="preserve">35 samples → 695 bins ≥ 100 kbp</w:t>
+            </w:r>
+          </w:p>
+        </w:tc>
+        <w:tc>
+          <w:tcPr/>
+          <w:p>
+            <w:pPr>
+              <w:pStyle w:val="Compact"/>
+            </w:pPr>
+            <w:r>
+              <w:t xml:space="preserve">dnadiff ANIm + CAMI2 assignment</w:t>
+            </w:r>
+          </w:p>
+        </w:tc>
+        <w:tc>
+          <w:tcPr/>
+          <w:p>
+            <w:pPr>
+              <w:pStyle w:val="Compact"/>
+            </w:pPr>
+            <w:r>
+              <w:t xml:space="preserve">Fig. 10</w:t>
+            </w:r>
+          </w:p>
+        </w:tc>
+      </w:tr>
+      <w:tr>
+        <w:tc>
+          <w:tcPr/>
+          <w:p>
+            <w:pPr>
+              <w:pStyle w:val="Compact"/>
+            </w:pPr>
+            <w:r>
+              <w:t xml:space="preserve">17</w:t>
+            </w:r>
+          </w:p>
+        </w:tc>
+        <w:tc>
+          <w:tcPr/>
+          <w:p>
+            <w:pPr>
+              <w:pStyle w:val="Compact"/>
+            </w:pPr>
+            <w:r>
               <w:t xml:space="preserve">GTDB 50k held-out benchmark</w:t>
             </w:r>
           </w:p>
@@ -6474,6 +10297,63 @@
         </w:tc>
       </w:tr>
     </w:tbl>
+    <w:p>
+      <w:pPr>
+        <w:pStyle w:val="BodyText"/>
+      </w:pPr>
+      <w:r>
+        <w:rPr>
+          <w:b/>
+          <w:bCs/>
+        </w:rPr>
+        <w:t xml:space="preserve">Table 4 — Structural readout of representative high-ANI, low-synteny pairs.</w:t>
+      </w:r>
+      <w:r>
+        <w:t xml:space="preserve"> </w:t>
+      </w:r>
+      <w:r>
+        <w:t xml:space="preserve">SV counts are from</w:t>
+      </w:r>
+      <w:r>
+        <w:t xml:space="preserve"> </w:t>
+      </w:r>
+      <w:r>
+        <w:rPr>
+          <w:rStyle w:val="VerbatimChar"/>
+        </w:rPr>
+        <w:t xml:space="preserve">syn2bani struct</w:t>
+      </w:r>
+      <w:r>
+        <w:t xml:space="preserve"> </w:t>
+      </w:r>
+      <w:r>
+        <w:t xml:space="preserve">with the default four-enzyme panel (BcgI, AlfI, AloI, FalI). Breakpoints are chain junctions; inversions, translocations, and indels are classified from chain geometry. The Syntracker-derived isolate collections and GTDB-R207 discordant pairs show the same pattern: ANI &gt;99.9% masks extensive rearrangement. Full GTDB discordant list:</w:t>
+      </w:r>
+      <w:r>
+        <w:t xml:space="preserve"> </w:t>
+      </w:r>
+      <w:r>
+        <w:rPr>
+          <w:rStyle w:val="VerbatimChar"/>
+        </w:rPr>
+        <w:t xml:space="preserve">results/gtdb50k/struct_top_discordant_summary.tsv</w:t>
+      </w:r>
+      <w:r>
+        <w:t xml:space="preserve">; Syntracker case summaries:</w:t>
+      </w:r>
+      <w:r>
+        <w:t xml:space="preserve"> </w:t>
+      </w:r>
+      <w:r>
+        <w:rPr>
+          <w:rStyle w:val="VerbatimChar"/>
+        </w:rPr>
+        <w:t xml:space="preserve">results/syntracker_validation/struct_top_cases_summary.tsv</w:t>
+      </w:r>
+      <w:r>
+        <w:t xml:space="preserve">.</w:t>
+      </w:r>
+    </w:p>
     <w:p>
       <w:r>
         <w:pict>
@@ -6481,8 +10361,8 @@
         </w:pict>
       </w:r>
     </w:p>
-    <w:bookmarkEnd w:id="38"/>
-    <w:bookmarkStart w:id="39" w:name="data-availability"/>
+    <w:bookmarkEnd w:id="39"/>
+    <w:bookmarkStart w:id="40" w:name="data-availability"/>
     <w:p>
       <w:pPr>
         <w:pStyle w:val="Heading2"/>
@@ -6545,6 +10425,15 @@
           <w:rStyle w:val="VerbatimChar"/>
         </w:rPr>
         <w:t xml:space="preserve">scripts/gtdb50k/</w:t>
+      </w:r>
+      <w:r>
+        <w:t xml:space="preserve">), the unified high-ANI benchmark with per-pair truth and tool outputs (</w:t>
+      </w:r>
+      <w:r>
+        <w:rPr>
+          <w:rStyle w:val="VerbatimChar"/>
+        </w:rPr>
+        <w:t xml:space="preserve">results/gtdb50k/high_ani_results.tsv</w:t>
       </w:r>
       <w:r>
         <w:t xml:space="preserve">), the mid-ANI and oral/gut validation matrices, the fragmentation ladders, the SV validation against dnadiff (</w:t>
@@ -6633,8 +10522,8 @@
         <w:t xml:space="preserve">assemblies are available under accessions GCA_001283865, GCA_001077875, GCA_001284645, GCA_001283245, GCA_001283605, GCA_001284145, GCA_001283205, and GCA_001075925.</w:t>
       </w:r>
     </w:p>
-    <w:bookmarkEnd w:id="39"/>
-    <w:bookmarkStart w:id="40" w:name="code-availability"/>
+    <w:bookmarkEnd w:id="40"/>
+    <w:bookmarkStart w:id="41" w:name="code-availability"/>
     <w:p>
       <w:pPr>
         <w:pStyle w:val="Heading2"/>
@@ -6702,8 +10591,8 @@
         <w:t xml:space="preserve">(post-rescue feature matrices). Related projects: Syn2b (https://github.com/HuangShiLab/Syn2b) and Fast2bRAD-M (https://github.com/HuangShiLab/Fast2bRAD-M).</w:t>
       </w:r>
     </w:p>
-    <w:bookmarkEnd w:id="40"/>
-    <w:bookmarkStart w:id="41" w:name="author-contributions"/>
+    <w:bookmarkEnd w:id="41"/>
+    <w:bookmarkStart w:id="42" w:name="author-contributions"/>
     <w:p>
       <w:pPr>
         <w:pStyle w:val="Heading2"/>
@@ -6754,8 +10643,8 @@
         <w:t xml:space="preserve">wrote the manuscript; all authors reviewed it.]</w:t>
       </w:r>
     </w:p>
-    <w:bookmarkEnd w:id="41"/>
-    <w:bookmarkStart w:id="42" w:name="competing-interests"/>
+    <w:bookmarkEnd w:id="42"/>
+    <w:bookmarkStart w:id="43" w:name="competing-interests"/>
     <w:p>
       <w:pPr>
         <w:pStyle w:val="Heading2"/>
@@ -6779,8 +10668,8 @@
         </w:pict>
       </w:r>
     </w:p>
-    <w:bookmarkEnd w:id="42"/>
-    <w:bookmarkStart w:id="43" w:name="references"/>
+    <w:bookmarkEnd w:id="43"/>
+    <w:bookmarkStart w:id="44" w:name="references"/>
     <w:p>
       <w:pPr>
         <w:pStyle w:val="Heading2"/>
@@ -7417,21 +11306,36 @@
           <w:i/>
           <w:iCs/>
         </w:rPr>
-        <w:t xml:space="preserve">Manuscript draft v2.0 — body rewritten 2026-08-19 against the v8 chain-restricted MLE estimator, short-contig rescue, and calibration v5 (SIMULATION_AND_PERFORMANCE_REPORT.md); supersedes the GBRT-era draft.</w:t>
-      </w:r>
-      <w:r>
-        <w:t xml:space="preserve"> </w:t>
-      </w:r>
-      <w:r>
-        <w:rPr>
+        <w:t xml:space="preserve">Manuscript draft v2.0 — body rewritten 2026-08-19 against the v8 chain-restricted MLE estimator, short-contig rescue, and calibration v5 (</w:t>
+      </w:r>
+      <w:r>
+        <w:rPr>
+          <w:rStyle w:val="VerbatimChar"/>
           <w:i/>
           <w:iCs/>
         </w:rPr>
+        <w:t xml:space="preserve">paper/data/SIMULATION_AND_PERFORMANCE_REPORT.md</w:t>
+      </w:r>
+      <w:r>
+        <w:rPr>
+          <w:i/>
+          <w:iCs/>
+        </w:rPr>
+        <w:t xml:space="preserve">); supersedes the GBRT-era draft.</w:t>
+      </w:r>
+      <w:r>
+        <w:t xml:space="preserve"> </w:t>
+      </w:r>
+      <w:r>
+        <w:rPr>
+          <w:i/>
+          <w:iCs/>
+        </w:rPr>
         <w:t xml:space="preserve">Corresponding author: Shi Huang (huangshi@njau.edu.cn)</w:t>
       </w:r>
     </w:p>
-    <w:bookmarkEnd w:id="43"/>
     <w:bookmarkEnd w:id="44"/>
+    <w:bookmarkEnd w:id="45"/>
     <w:sectPr>
       <w:footnotePr>
         <w:numRestart w:val="eachSect"/>
